--- a/fuentes/CF1_73310057_DU.docx
+++ b/fuentes/CF1_73310057_DU.docx
@@ -1205,7 +1205,7 @@
             <w:noProof/>
             <w:webHidden/>
           </w:rPr>
-          <w:t>26</w:t>
+          <w:t>25</w:t>
         </w:r>
         <w:r>
           <w:rPr>
@@ -1278,7 +1278,7 @@
             <w:noProof/>
             <w:webHidden/>
           </w:rPr>
-          <w:t>29</w:t>
+          <w:t>28</w:t>
         </w:r>
         <w:r>
           <w:rPr>
@@ -1351,7 +1351,7 @@
             <w:noProof/>
             <w:webHidden/>
           </w:rPr>
-          <w:t>33</w:t>
+          <w:t>32</w:t>
         </w:r>
         <w:r>
           <w:rPr>
@@ -1424,7 +1424,7 @@
             <w:noProof/>
             <w:webHidden/>
           </w:rPr>
-          <w:t>37</w:t>
+          <w:t>36</w:t>
         </w:r>
         <w:r>
           <w:rPr>
@@ -1497,7 +1497,7 @@
             <w:noProof/>
             <w:webHidden/>
           </w:rPr>
-          <w:t>41</w:t>
+          <w:t>40</w:t>
         </w:r>
         <w:r>
           <w:rPr>
@@ -1570,7 +1570,7 @@
             <w:noProof/>
             <w:webHidden/>
           </w:rPr>
-          <w:t>42</w:t>
+          <w:t>41</w:t>
         </w:r>
         <w:r>
           <w:rPr>
@@ -1644,7 +1644,7 @@
             <w:noProof/>
             <w:webHidden/>
           </w:rPr>
-          <w:t>44</w:t>
+          <w:t>43</w:t>
         </w:r>
         <w:r>
           <w:rPr>
@@ -1717,7 +1717,7 @@
             <w:noProof/>
             <w:webHidden/>
           </w:rPr>
-          <w:t>45</w:t>
+          <w:t>44</w:t>
         </w:r>
         <w:r>
           <w:rPr>
@@ -2221,34 +2221,6 @@
     </w:p>
     <w:p>
       <w:pPr>
-        <w:spacing w:before="0" w:after="0"/>
-        <w:rPr>
-          <w:lang w:eastAsia="es-CO"/>
-        </w:rPr>
-      </w:pPr>
-      <w:r>
-        <w:rPr>
-          <w:lang w:eastAsia="es-CO"/>
-        </w:rPr>
-        <w:t>Los cultivos bajo cubierta representan sistemas altamente productivos y tecnificados; sin embargo, su rendimiento depende de una gestión fitosanitaria integral, basada en la prevención y el monitoreo continuo. Esta gestión permite anticipar riesgos, intervenir oportunamente y mantener un equilibrio dinámico entre el ambiente controlado, el cultivo y los organismos que interactúan en el sistema, garantizando así una producción sostenible, eficiente y de alta calidad.</w:t>
-      </w:r>
-    </w:p>
-    <w:p>
-      <w:pPr>
-        <w:pStyle w:val="Prrafodelista"/>
-        <w:spacing w:before="0" w:after="0"/>
-        <w:ind w:firstLine="0"/>
-        <w:rPr>
-          <w:b/>
-          <w:bCs/>
-          <w:sz w:val="32"/>
-          <w:szCs w:val="32"/>
-          <w:lang w:eastAsia="es-CO"/>
-        </w:rPr>
-      </w:pPr>
-    </w:p>
-    <w:p>
-      <w:pPr>
         <w:pStyle w:val="Prrafodelista"/>
         <w:numPr>
           <w:ilvl w:val="0"/>
@@ -2285,15 +2257,24 @@
         <w:rPr>
           <w:lang w:eastAsia="es-CO"/>
         </w:rPr>
-        <w:t xml:space="preserve">Los cultivos bajo cubierta presentan una serie de características que los convierten en una alternativa altamente eficiente y sostenible dentro de la agricultura </w:t>
-      </w:r>
-      <w:r>
-        <w:rPr>
-          <w:lang w:eastAsia="es-CO"/>
-        </w:rPr>
-        <w:lastRenderedPageBreak/>
-        <w:t>moderna. Gracias al control parcial o total de las condiciones ambientales, estos sistemas permiten optimizar el crecimiento vegetal, mejorar la calidad del producto y garantizar una producción estable a lo largo del año. Estas condiciones controladas dan lugar a múltiples ventajas productivas, entre las que se destacan la posibilidad de cultivar todo el año y obtener mayores rendimientos y uniformidad en la producción.</w:t>
-      </w:r>
+        <w:t>Los cultivos bajo cubierta presentan una serie de características que los convierten en una alternativa altamente eficiente y sostenible dentro de la agricultura moderna. Gracias al control parcial o total de las condiciones ambientales, estos sistemas permiten optimizar el crecimiento vegetal, mejorar la calidad del producto y garantizar una producción estable a lo largo del año. Estas condiciones controladas dan lugar a múltiples ventajas productivas, entre las que se destacan la posibilidad de cultivar todo el año y obtener mayores rendimientos y uniformidad en la producción.</w:t>
+      </w:r>
+    </w:p>
+    <w:p>
+      <w:pPr>
+        <w:spacing w:before="0" w:after="0"/>
+        <w:rPr>
+          <w:lang w:eastAsia="es-CO"/>
+        </w:rPr>
+      </w:pPr>
+    </w:p>
+    <w:p>
+      <w:pPr>
+        <w:spacing w:before="0" w:after="0"/>
+        <w:rPr>
+          <w:lang w:eastAsia="es-CO"/>
+        </w:rPr>
+      </w:pPr>
     </w:p>
     <w:p>
       <w:pPr>
@@ -2313,6 +2294,7 @@
           <w:bCs/>
           <w:lang w:eastAsia="es-CO"/>
         </w:rPr>
+        <w:lastRenderedPageBreak/>
         <w:t>Producción continúa durante todo el año, independiente del clima:</w:t>
       </w:r>
       <w:r>
@@ -2527,18 +2509,6 @@
     <w:p>
       <w:pPr>
         <w:pStyle w:val="Prrafodelista"/>
-        <w:spacing w:before="0" w:after="0"/>
-        <w:ind w:left="1068" w:firstLine="0"/>
-        <w:rPr>
-          <w:b/>
-          <w:bCs/>
-          <w:lang w:eastAsia="es-CO"/>
-        </w:rPr>
-      </w:pPr>
-    </w:p>
-    <w:p>
-      <w:pPr>
-        <w:pStyle w:val="Prrafodelista"/>
         <w:numPr>
           <w:ilvl w:val="0"/>
           <w:numId w:val="26"/>
@@ -2557,6 +2527,7 @@
           <w:bCs/>
           <w:lang w:eastAsia="es-CO"/>
         </w:rPr>
+        <w:lastRenderedPageBreak/>
         <w:t xml:space="preserve">Posibilidad de producir fuera de temporada, accediendo a mejores precios de mercado: </w:t>
       </w:r>
       <w:r>
@@ -5534,12 +5505,6 @@
           <w:lang w:eastAsia="es-CO"/>
         </w:rPr>
       </w:pPr>
-      <w:r>
-        <w:rPr>
-          <w:lang w:eastAsia="es-CO"/>
-        </w:rPr>
-        <w:br w:type="page"/>
-      </w:r>
     </w:p>
     <w:p>
       <w:pPr>
@@ -5547,7 +5512,6 @@
       </w:pPr>
       <w:bookmarkStart w:id="9" w:name="_Toc223440276"/>
       <w:r>
-        <w:lastRenderedPageBreak/>
         <w:t>4.1  Métodos culturales</w:t>
       </w:r>
       <w:bookmarkEnd w:id="9"/>
@@ -5626,6 +5590,7 @@
           <w:bCs/>
           <w:lang w:eastAsia="es-CO"/>
         </w:rPr>
+        <w:lastRenderedPageBreak/>
         <w:t>Por ejemplo:</w:t>
       </w:r>
       <w:r>
@@ -5725,28 +5690,17 @@
         <w:spacing w:before="0" w:after="0"/>
         <w:ind w:firstLine="0"/>
         <w:rPr>
-          <w:lang w:eastAsia="es-CO"/>
-        </w:rPr>
-      </w:pPr>
-    </w:p>
-    <w:p>
-      <w:pPr>
-        <w:pStyle w:val="Prrafodelista"/>
-        <w:spacing w:before="0" w:after="0"/>
-        <w:ind w:firstLine="0"/>
-        <w:rPr>
-          <w:b/>
-          <w:bCs/>
-          <w:lang w:eastAsia="es-CO"/>
-        </w:rPr>
-      </w:pPr>
-      <w:r>
-        <w:rPr>
-          <w:b/>
-          <w:bCs/>
-          <w:lang w:eastAsia="es-CO"/>
-        </w:rPr>
-        <w:lastRenderedPageBreak/>
+          <w:b/>
+          <w:bCs/>
+          <w:lang w:eastAsia="es-CO"/>
+        </w:rPr>
+      </w:pPr>
+      <w:r>
+        <w:rPr>
+          <w:b/>
+          <w:bCs/>
+          <w:lang w:eastAsia="es-CO"/>
+        </w:rPr>
         <w:t>Ejemplos:</w:t>
       </w:r>
     </w:p>
@@ -5961,6 +5915,7 @@
         <w:rPr>
           <w:lang w:eastAsia="es-CO"/>
         </w:rPr>
+        <w:lastRenderedPageBreak/>
         <w:t>Es fundamental seleccionar semillas certificadas y adaptadas al clima y al sistema de producción.</w:t>
       </w:r>
     </w:p>
@@ -6106,7 +6061,6 @@
         <w:rPr>
           <w:lang w:eastAsia="es-CO"/>
         </w:rPr>
-        <w:lastRenderedPageBreak/>
         <w:t>Se recomienda:</w:t>
       </w:r>
     </w:p>
@@ -6250,6 +6204,7 @@
         <w:rPr>
           <w:lang w:eastAsia="es-CO"/>
         </w:rPr>
+        <w:lastRenderedPageBreak/>
         <w:t>Analizar el agua de riego para descartar contaminantes y ajustar sistemas de filtración, cloración o radiación UV.</w:t>
       </w:r>
     </w:p>
@@ -6417,7 +6372,6 @@
       </w:pPr>
       <w:bookmarkStart w:id="10" w:name="_Toc223440277"/>
       <w:r>
-        <w:lastRenderedPageBreak/>
         <w:t xml:space="preserve">4.2. </w:t>
       </w:r>
       <w:r>
@@ -6473,6 +6427,7 @@
           <w:bCs/>
           <w:lang w:eastAsia="es-CO"/>
         </w:rPr>
+        <w:lastRenderedPageBreak/>
         <w:t xml:space="preserve">Depredadores naturales: </w:t>
       </w:r>
       <w:r>
@@ -6840,7 +6795,6 @@
           <w:sz w:val="28"/>
           <w:lang w:eastAsia="es-CO"/>
         </w:rPr>
-        <w:lastRenderedPageBreak/>
         <w:t>Estos depredadores pueden encontrarse naturalmente en el agroecosistema o ser liberados de manera controlada mediante programas de control biológico aumentativo, con dosis ajustadas según el nivel de infestación y las condiciones ambientales, proporcionan un control inmediato y directo de las plagas sin generar resistencia ni afectar organismos no objetivo.</w:t>
       </w:r>
     </w:p>
@@ -6929,6 +6883,7 @@
         <w:rPr>
           <w:lang w:eastAsia="es-CO"/>
         </w:rPr>
+        <w:lastRenderedPageBreak/>
         <w:t>Encarsia</w:t>
       </w:r>
       <w:proofErr w:type="spellEnd"/>
@@ -7255,14 +7210,7 @@
         <w:rPr>
           <w:lang w:eastAsia="es-CO"/>
         </w:rPr>
-        <w:t xml:space="preserve">os microorganismos antagonistas son hongos, bacterias o virus capaces de inhibir el crecimiento, infección o reproducción de </w:t>
-      </w:r>
-      <w:r>
-        <w:rPr>
-          <w:lang w:eastAsia="es-CO"/>
-        </w:rPr>
-        <w:lastRenderedPageBreak/>
-        <w:t>patógenos y plagas mediante mecanismos de competencia, antibiosis o parasitismo directo. Se mencionan los más destacados.</w:t>
+        <w:t>os microorganismos antagonistas son hongos, bacterias o virus capaces de inhibir el crecimiento, infección o reproducción de patógenos y plagas mediante mecanismos de competencia, antibiosis o parasitismo directo. Se mencionan los más destacados.</w:t>
       </w:r>
     </w:p>
     <w:p>
@@ -7371,6 +7319,7 @@
         <w:rPr>
           <w:rStyle w:val="Extranjerismo"/>
         </w:rPr>
+        <w:lastRenderedPageBreak/>
         <w:t>Bacillus thuringiensis</w:t>
       </w:r>
       <w:r>
@@ -7588,7 +7537,6 @@
         <w:rPr>
           <w:lang w:eastAsia="es-CO"/>
         </w:rPr>
-        <w:lastRenderedPageBreak/>
         <w:t>La preservación de enemigos naturales y polinizadores.</w:t>
       </w:r>
     </w:p>
@@ -8282,13 +8230,6 @@
     </w:p>
     <w:p>
       <w:pPr>
-        <w:rPr>
-          <w:lang w:eastAsia="es-CO"/>
-        </w:rPr>
-      </w:pPr>
-    </w:p>
-    <w:p>
-      <w:pPr>
         <w:ind w:firstLine="0"/>
         <w:rPr>
           <w:b/>
@@ -8300,6 +8241,7 @@
         <w:rPr>
           <w:lang w:eastAsia="es-CO"/>
         </w:rPr>
+        <w:lastRenderedPageBreak/>
         <w:t xml:space="preserve">Con lo anterior se espera una reducción de patógenos como Fusarium </w:t>
       </w:r>
       <w:proofErr w:type="spellStart"/>
@@ -19222,7 +19164,7 @@
 </file>
 
 <file path=customXml/itemProps3.xml><?xml version="1.0" encoding="utf-8"?>
-<ds:datastoreItem xmlns:ds="http://schemas.openxmlformats.org/officeDocument/2006/customXml" ds:itemID="{05E79653-8EB2-4F5A-BE0C-476F800A51D7}"/>
+<ds:datastoreItem xmlns:ds="http://schemas.openxmlformats.org/officeDocument/2006/customXml" ds:itemID="{94DE2284-4629-4179-BD21-5406A8C5D55B}"/>
 </file>
 
 <file path=customXml/itemProps4.xml><?xml version="1.0" encoding="utf-8"?>

--- a/fuentes/CF1_73310057_DU.docx
+++ b/fuentes/CF1_73310057_DU.docx
@@ -238,6 +238,17 @@
           <w:kern w:val="0"/>
         </w:rPr>
       </w:pPr>
+    </w:p>
+    <w:p>
+      <w:pPr>
+        <w:spacing w:before="0" w:after="0"/>
+        <w:rPr>
+          <w:b/>
+          <w:bCs/>
+          <w:color w:val="000000"/>
+          <w:kern w:val="0"/>
+        </w:rPr>
+      </w:pPr>
       <w:r>
         <w:rPr>
           <w:noProof/>
@@ -246,13 +257,13 @@
         <mc:AlternateContent>
           <mc:Choice Requires="wps">
             <w:drawing>
-              <wp:anchor distT="45720" distB="45720" distL="114300" distR="114300" simplePos="0" relativeHeight="251657728" behindDoc="0" locked="0" layoutInCell="1" allowOverlap="1" wp14:anchorId="5E459EE6" wp14:editId="6DB25ECF">
+              <wp:anchor distT="45720" distB="45720" distL="114300" distR="114300" simplePos="0" relativeHeight="251657728" behindDoc="0" locked="0" layoutInCell="1" allowOverlap="1" wp14:anchorId="5E459EE6" wp14:editId="5E492586">
                 <wp:simplePos x="0" y="0"/>
                 <wp:positionH relativeFrom="column">
-                  <wp:posOffset>-262890</wp:posOffset>
+                  <wp:posOffset>194310</wp:posOffset>
                 </wp:positionH>
                 <wp:positionV relativeFrom="paragraph">
-                  <wp:posOffset>279400</wp:posOffset>
+                  <wp:posOffset>9063</wp:posOffset>
                 </wp:positionV>
                 <wp:extent cx="6209665" cy="1857375"/>
                 <wp:effectExtent l="0" t="0" r="0" b="9525"/>
@@ -326,7 +337,7 @@
                 <v:stroke joinstyle="miter"/>
                 <v:path gradientshapeok="t" o:connecttype="rect"/>
               </v:shapetype>
-              <v:shape id="Cuadro de texto 2" o:spid="_x0000_s1026" type="#_x0000_t202" alt="&quot;&quot;" style="position:absolute;left:0;text-align:left;margin-left:-20.7pt;margin-top:22pt;width:488.95pt;height:146.25pt;z-index:251657728;visibility:visible;mso-wrap-style:square;mso-width-percent:0;mso-height-percent:0;mso-wrap-distance-left:9pt;mso-wrap-distance-top:3.6pt;mso-wrap-distance-right:9pt;mso-wrap-distance-bottom:3.6pt;mso-position-horizontal:absolute;mso-position-horizontal-relative:text;mso-position-vertical:absolute;mso-position-vertical-relative:text;mso-width-percent:0;mso-height-percent:0;mso-width-relative:margin;mso-height-relative:margin;v-text-anchor:top" o:gfxdata="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" filled="f" stroked="f">
+              <v:shape id="Cuadro de texto 2" o:spid="_x0000_s1026" type="#_x0000_t202" alt="&quot;&quot;" style="position:absolute;left:0;text-align:left;margin-left:15.3pt;margin-top:.7pt;width:488.95pt;height:146.25pt;z-index:251657728;visibility:visible;mso-wrap-style:square;mso-width-percent:0;mso-height-percent:0;mso-wrap-distance-left:9pt;mso-wrap-distance-top:3.6pt;mso-wrap-distance-right:9pt;mso-wrap-distance-bottom:3.6pt;mso-position-horizontal:absolute;mso-position-horizontal-relative:text;mso-position-vertical:absolute;mso-position-vertical-relative:text;mso-width-percent:0;mso-height-percent:0;mso-width-relative:margin;mso-height-relative:margin;v-text-anchor:top" o:gfxdata="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" filled="f" stroked="f">
                 <v:textbox>
                   <w:txbxContent>
                     <w:p>
@@ -350,17 +361,6 @@
           </mc:Fallback>
         </mc:AlternateContent>
       </w:r>
-    </w:p>
-    <w:p>
-      <w:pPr>
-        <w:spacing w:before="0" w:after="0"/>
-        <w:rPr>
-          <w:b/>
-          <w:bCs/>
-          <w:color w:val="000000"/>
-          <w:kern w:val="0"/>
-        </w:rPr>
-      </w:pPr>
     </w:p>
     <w:p>
       <w:pPr>
@@ -1786,7 +1786,7 @@
         <w:rPr>
           <w:lang w:eastAsia="es-CO"/>
         </w:rPr>
-        <w:t>micro climáticas</w:t>
+        <w:t>microclimáticas</w:t>
       </w:r>
       <w:r>
         <w:rPr>
@@ -1841,16 +1841,16 @@
       <w:pPr>
         <w:spacing w:before="0" w:after="0"/>
         <w:ind w:firstLine="0"/>
-        <w:jc w:val="both"/>
+        <w:jc w:val="center"/>
       </w:pPr>
       <w:r>
         <w:rPr>
           <w:noProof/>
         </w:rPr>
         <w:drawing>
-          <wp:inline distT="0" distB="0" distL="0" distR="0" wp14:anchorId="40FF0CA6" wp14:editId="231BEF0B">
-            <wp:extent cx="6324600" cy="3937252"/>
-            <wp:effectExtent l="0" t="0" r="0" b="6350"/>
+          <wp:inline distT="0" distB="0" distL="0" distR="0" wp14:anchorId="40FF0CA6" wp14:editId="3639B623">
+            <wp:extent cx="5850900" cy="3642360"/>
+            <wp:effectExtent l="0" t="0" r="0" b="0"/>
             <wp:docPr id="1660124468" name="Imagen 1">
               <a:extLst xmlns:a="http://schemas.openxmlformats.org/drawingml/2006/main">
                 <a:ext uri="{FF2B5EF4-FFF2-40B4-BE49-F238E27FC236}">
@@ -1898,7 +1898,7 @@
                   <pic:spPr bwMode="auto">
                     <a:xfrm>
                       <a:off x="0" y="0"/>
-                      <a:ext cx="6345007" cy="3949956"/>
+                      <a:ext cx="5873401" cy="3656368"/>
                     </a:xfrm>
                     <a:prstGeom prst="rect">
                       <a:avLst/>
@@ -1979,7 +1979,7 @@
           <w:p>
             <w:pPr>
               <w:spacing w:before="0" w:after="0"/>
-              <w:jc w:val="center"/>
+              <w:ind w:firstLine="0"/>
               <w:rPr>
                 <w:b/>
               </w:rPr>
@@ -2309,13 +2309,49 @@
           <w:lang w:eastAsia="es-CO"/>
         </w:rPr>
         <w:lastRenderedPageBreak/>
-        <w:t>Producción continúa durante todo el año, independiente del clima:</w:t>
-      </w:r>
-      <w:r>
-        <w:rPr>
-          <w:lang w:eastAsia="es-CO"/>
-        </w:rPr>
-        <w:t xml:space="preserve"> una de las principales ventajas de este sistema es la posibilidad de producir de manera continua durante todo el año. Las estructuras protegidas, como invernaderos, túneles o casas malla aíslan el cultivo de las variaciones climáticas externas, facilitando el mantenimiento de condiciones adecuadas de temperatura, humedad y radiación. Esto permite cultivar en cualquier estación y reduce la dependencia de los ciclos naturales.</w:t>
+        <w:t>Producción contin</w:t>
+      </w:r>
+      <w:r>
+        <w:rPr>
+          <w:b/>
+          <w:bCs/>
+          <w:lang w:eastAsia="es-CO"/>
+        </w:rPr>
+        <w:t>u</w:t>
+      </w:r>
+      <w:r>
+        <w:rPr>
+          <w:b/>
+          <w:bCs/>
+          <w:lang w:eastAsia="es-CO"/>
+        </w:rPr>
+        <w:t>a durante todo el año, independiente del clima:</w:t>
+      </w:r>
+      <w:r>
+        <w:rPr>
+          <w:lang w:eastAsia="es-CO"/>
+        </w:rPr>
+        <w:t xml:space="preserve"> una de las principales ventajas de este sistema es la posibilidad de producir de manera continua durante todo el año. Las estructuras protegidas, como invernaderos, túneles o casas </w:t>
+      </w:r>
+      <w:proofErr w:type="gramStart"/>
+      <w:r>
+        <w:rPr>
+          <w:lang w:eastAsia="es-CO"/>
+        </w:rPr>
+        <w:t>malla</w:t>
+      </w:r>
+      <w:r>
+        <w:rPr>
+          <w:lang w:eastAsia="es-CO"/>
+        </w:rPr>
+        <w:t>,</w:t>
+      </w:r>
+      <w:proofErr w:type="gramEnd"/>
+      <w:r>
+        <w:rPr>
+          <w:lang w:eastAsia="es-CO"/>
+        </w:rPr>
+        <w:t xml:space="preserve"> aíslan el cultivo de las variaciones climáticas externas, facilitando el mantenimiento de condiciones adecuadas de temperatura, humedad y radiación. Esto permite cultivar en cualquier estación y reduce la dependencia de los ciclos naturales.</w:t>
       </w:r>
     </w:p>
     <w:p>
@@ -2851,7 +2887,25 @@
           <w:lang w:eastAsia="es-CO"/>
         </w:rPr>
         <w:lastRenderedPageBreak/>
-        <w:t>humedad relativa, radiación solar y concentración de CO₂. Asimismo, se requiere mantener rutinas estrictas de limpieza y desinfección de estructuras, herramientas y sustratos. El manejo del clima interno mediante ventilación natural o mecánica, extractores, cortinas térmicas o sistemas automatizados se convierte en un componente esencial para garantizar condiciones óptimas de desarrollo.</w:t>
+        <w:t xml:space="preserve">humedad relativa, radiación solar y concentración de CO₂. Asimismo, se requiere mantener rutinas estrictas de limpieza y desinfección de estructuras, herramientas y sustratos. El manejo del clima interno mediante ventilación natural o mecánica, extractores, cortinas térmicas o sistemas </w:t>
+      </w:r>
+      <w:r>
+        <w:rPr>
+          <w:lang w:eastAsia="es-CO"/>
+        </w:rPr>
+        <w:t>automatizados</w:t>
+      </w:r>
+      <w:r>
+        <w:rPr>
+          <w:lang w:eastAsia="es-CO"/>
+        </w:rPr>
+        <w:t xml:space="preserve">, </w:t>
+      </w:r>
+      <w:r>
+        <w:rPr>
+          <w:lang w:eastAsia="es-CO"/>
+        </w:rPr>
+        <w:t>se convierte en un componente esencial para garantizar condiciones óptimas de desarrollo.</w:t>
       </w:r>
     </w:p>
     <w:p>
@@ -2961,7 +3015,7 @@
         <w:rPr>
           <w:lang w:eastAsia="es-CO"/>
         </w:rPr>
-        <w:t>Los cultivos bajo cubierta se desarrollan en un entorno con características micro climáticas particulares, como niveles elevados de humedad relativa, temperaturas más estables y una ventilación limitada. Estas condiciones, aunque beneficiosas para el crecimiento vegetal, también crean un ambiente favorable para la aparición y propagación de diversas enfermedades de origen fúngico, bacteriano y viral. Además, la densidad de siembra y la proximidad entre plantas en estos sistemas puede acelerar la transmisión de patógenos, incrementando el riesgo de pérdidas productivas.</w:t>
+        <w:t>Los cultivos bajo cubierta se desarrollan en un entorno con características microclimáticas particulares, como niveles elevados de humedad relativa, temperaturas más estables y una ventilación limitada. Estas condiciones, aunque beneficiosas para el crecimiento vegetal, también crean un ambiente favorable para la aparición y propagación de diversas enfermedades de origen fúngico, bacteriano y viral. Además, la densidad de siembra y la proximidad entre plantas en estos sistemas puede acelerar la transmisión de patógenos, incrementando el riesgo de pérdidas productivas.</w:t>
       </w:r>
     </w:p>
     <w:p>
@@ -3024,7 +3078,21 @@
         <w:rPr>
           <w:lang w:eastAsia="es-CO"/>
         </w:rPr>
-        <w:t>Las enfermedades fúngicas son algunas de las más frecuentes en los cultivos establecidos en ambientes protegidos. Estas se desarrollan con rapidez cuando existe alta humedad, condensación y una ventilación insuficiente. Se caracterizan por la producción de esporas que se dispersan con facilidad a través del aire, el agua, el contacto entre plantas o el uso inadecuado de herramientas. Estos patógenos pueden afectar diferentes partes de la planta, como hojas, tallos, frutos y raíces, ocasionando pérdidas importantes en la producción si no se controlan oportunamente.</w:t>
+        <w:t xml:space="preserve">Las enfermedades fúngicas son algunas de las más frecuentes en los cultivos establecidos en ambientes protegidos. Estas se desarrollan con rapidez cuando existe alta humedad, condensación y una ventilación insuficiente. Se caracterizan por la producción de esporas que se dispersan con facilidad a través del aire, el agua, el contacto entre plantas o el uso inadecuado de herramientas. </w:t>
+      </w:r>
+    </w:p>
+    <w:p>
+      <w:pPr>
+        <w:spacing w:before="0" w:after="0"/>
+        <w:rPr>
+          <w:lang w:eastAsia="es-CO"/>
+        </w:rPr>
+      </w:pPr>
+      <w:r>
+        <w:rPr>
+          <w:lang w:eastAsia="es-CO"/>
+        </w:rPr>
+        <w:t>Estos patógenos pueden afectar diferentes partes de la planta, como hojas, tallos, frutos y raíces, ocasionando pérdidas importantes en la producción si no se controlan oportunamente.</w:t>
       </w:r>
     </w:p>
     <w:p>
@@ -3063,7 +3131,6 @@
           <w:bCs/>
           <w:lang w:eastAsia="es-CO"/>
         </w:rPr>
-        <w:lastRenderedPageBreak/>
         <w:t>Principales enfermedades</w:t>
       </w:r>
     </w:p>
@@ -3462,14 +3529,26 @@
         <w:rPr>
           <w:lang w:eastAsia="es-CO"/>
         </w:rPr>
-        <w:t xml:space="preserve">Estas enfermedades se caracterizan por requerir agua libre o periodos prolongados de humedad para poder infectar las plantas. Los patógenos ingresan a través de las estomas, heridas, daños mecánicos o tejidos debilitados, generando </w:t>
+        <w:t xml:space="preserve">Estas enfermedades se caracterizan por requerir agua libre o periodos prolongados de humedad para poder infectar las plantas. Los patógenos ingresan a </w:t>
       </w:r>
       <w:r>
         <w:rPr>
           <w:lang w:eastAsia="es-CO"/>
         </w:rPr>
         <w:lastRenderedPageBreak/>
-        <w:t>síntomas como manchas, tizones, pudriciones y, en algunos casos, malos olores. Además, su propagación es rápida, especialmente cuando hay salpicaduras de agua o se realiza un manejo inadecuado del cultivo.</w:t>
+        <w:t>través de l</w:t>
+      </w:r>
+      <w:r>
+        <w:rPr>
+          <w:lang w:eastAsia="es-CO"/>
+        </w:rPr>
+        <w:t>o</w:t>
+      </w:r>
+      <w:r>
+        <w:rPr>
+          <w:lang w:eastAsia="es-CO"/>
+        </w:rPr>
+        <w:t>s estomas, heridas, daños mecánicos o tejidos debilitados, generando síntomas como manchas, tizones, pudriciones y, en algunos casos, malos olores. Además, su propagación es rápida, especialmente cuando hay salpicaduras de agua o se realiza un manejo inadecuado del cultivo.</w:t>
       </w:r>
     </w:p>
     <w:p>
@@ -3710,8 +3789,75 @@
         <w:rPr>
           <w:lang w:eastAsia="es-CO"/>
         </w:rPr>
-        <w:t>Uso de plantas madre o semillas infectadas.</w:t>
-      </w:r>
+        <w:t xml:space="preserve">Uso de </w:t>
+      </w:r>
+      <w:r>
+        <w:rPr>
+          <w:lang w:eastAsia="es-CO"/>
+        </w:rPr>
+        <w:t xml:space="preserve">plantas </w:t>
+      </w:r>
+      <w:r>
+        <w:rPr>
+          <w:lang w:eastAsia="es-CO"/>
+        </w:rPr>
+        <w:t>madres.</w:t>
+      </w:r>
+    </w:p>
+    <w:p>
+      <w:pPr>
+        <w:pStyle w:val="Prrafodelista"/>
+        <w:numPr>
+          <w:ilvl w:val="0"/>
+          <w:numId w:val="13"/>
+        </w:numPr>
+        <w:spacing w:before="0" w:after="0"/>
+        <w:rPr>
+          <w:lang w:eastAsia="es-CO"/>
+        </w:rPr>
+      </w:pPr>
+      <w:r>
+        <w:rPr>
+          <w:lang w:eastAsia="es-CO"/>
+        </w:rPr>
+        <w:t>Exudaciones</w:t>
+      </w:r>
+      <w:r>
+        <w:rPr>
+          <w:lang w:eastAsia="es-CO"/>
+        </w:rPr>
+        <w:t xml:space="preserve"> o semillas infectadas.</w:t>
+      </w:r>
+    </w:p>
+    <w:p>
+      <w:pPr>
+        <w:pStyle w:val="Prrafodelista"/>
+        <w:spacing w:before="0" w:after="0"/>
+        <w:ind w:left="1776" w:firstLine="0"/>
+        <w:rPr>
+          <w:lang w:eastAsia="es-CO"/>
+        </w:rPr>
+      </w:pPr>
+    </w:p>
+    <w:p>
+      <w:pPr>
+        <w:pStyle w:val="Prrafodelista"/>
+        <w:spacing w:before="0" w:after="0"/>
+        <w:ind w:left="1776" w:firstLine="0"/>
+        <w:rPr>
+          <w:lang w:eastAsia="es-CO"/>
+        </w:rPr>
+      </w:pPr>
+    </w:p>
+    <w:p>
+      <w:pPr>
+        <w:pStyle w:val="Prrafodelista"/>
+        <w:spacing w:before="0" w:after="0"/>
+        <w:ind w:left="1776" w:firstLine="0"/>
+        <w:rPr>
+          <w:lang w:eastAsia="es-CO"/>
+        </w:rPr>
+      </w:pPr>
     </w:p>
     <w:p>
       <w:pPr>
@@ -3737,6 +3883,7 @@
           <w:szCs w:val="32"/>
           <w:lang w:eastAsia="es-CO"/>
         </w:rPr>
+        <w:lastRenderedPageBreak/>
         <w:t>Enfermedades virales</w:t>
       </w:r>
     </w:p>
@@ -3751,14 +3898,7 @@
         <w:rPr>
           <w:lang w:eastAsia="es-CO"/>
         </w:rPr>
-        <w:t xml:space="preserve">Las enfermedades virales no tienen cura, por lo que su manejo se basa únicamente en la prevención. Estos virus pueden causar mosaicos en las hojas, deformaciones, retraso en el crecimiento y una notable disminución en la producción. </w:t>
-      </w:r>
-      <w:r>
-        <w:rPr>
-          <w:lang w:eastAsia="es-CO"/>
-        </w:rPr>
-        <w:lastRenderedPageBreak/>
-        <w:t>Su diseminación ocurre principalmente a través de insectos vectores; una vez entran al invernadero, pueden propagarse con rapidez entre las plantas si no se controlan adecuadamente.</w:t>
+        <w:t>Las enfermedades virales no tienen cura, por lo que su manejo se basa únicamente en la prevención. Estos virus pueden causar mosaicos en las hojas, deformaciones, retraso en el crecimiento y una notable disminución en la producción. Su diseminación ocurre principalmente a través de insectos vectores; una vez entran al invernadero, pueden propagarse con rapidez entre las plantas si no se controlan adecuadamente.</w:t>
       </w:r>
     </w:p>
     <w:p>
@@ -4051,6 +4191,7 @@
           <w:szCs w:val="32"/>
           <w:lang w:eastAsia="es-CO"/>
         </w:rPr>
+        <w:lastRenderedPageBreak/>
         <w:t>Nematodos fitoparásitos</w:t>
       </w:r>
     </w:p>
@@ -4065,14 +4206,7 @@
         <w:rPr>
           <w:lang w:eastAsia="es-CO"/>
         </w:rPr>
-        <w:t xml:space="preserve">Los nematodos fitoparásitos son organismos microscópicos que viven en el suelo o en el sustrato y atacan las raíces de las plantas. Al alimentarse, provocan la formación de agallas, reducción del crecimiento, marchitez y una menor capacidad de la planta </w:t>
-      </w:r>
-      <w:r>
-        <w:rPr>
-          <w:lang w:eastAsia="es-CO"/>
-        </w:rPr>
-        <w:lastRenderedPageBreak/>
-        <w:t>para absorber agua y nutrientes. En los cultivos bajo cubierta, estos organismos pueden mantenerse por largos periodos si el sustrato no se desinfecta adecuadamente.</w:t>
+        <w:t>Los nematodos fitoparásitos son organismos microscópicos que viven en el suelo o en el sustrato y atacan las raíces de las plantas. Al alimentarse, provocan la formación de agallas, reducción del crecimiento, marchitez y una menor capacidad de la planta para absorber agua y nutrientes. En los cultivos bajo cubierta, estos organismos pueden mantenerse por largos periodos si el sustrato no se desinfecta adecuadamente.</w:t>
       </w:r>
     </w:p>
     <w:p>
@@ -5158,7 +5292,7 @@
         <w:pStyle w:val="Normal0"/>
         <w:numPr>
           <w:ilvl w:val="0"/>
-          <w:numId w:val="50"/>
+          <w:numId w:val="58"/>
         </w:numPr>
         <w:spacing w:line="360" w:lineRule="auto"/>
         <w:rPr>
@@ -5196,7 +5330,7 @@
         <w:pStyle w:val="Normal0"/>
         <w:numPr>
           <w:ilvl w:val="0"/>
-          <w:numId w:val="50"/>
+          <w:numId w:val="58"/>
         </w:numPr>
         <w:spacing w:line="360" w:lineRule="auto"/>
         <w:rPr>
@@ -5234,7 +5368,7 @@
         <w:pStyle w:val="Normal0"/>
         <w:numPr>
           <w:ilvl w:val="0"/>
-          <w:numId w:val="50"/>
+          <w:numId w:val="58"/>
         </w:numPr>
         <w:spacing w:line="360" w:lineRule="auto"/>
         <w:rPr>
@@ -5331,6 +5465,10 @@
     <w:p>
       <w:pPr>
         <w:pStyle w:val="Normal0"/>
+        <w:numPr>
+          <w:ilvl w:val="0"/>
+          <w:numId w:val="21"/>
+        </w:numPr>
         <w:spacing w:line="360" w:lineRule="auto"/>
         <w:rPr>
           <w:rFonts w:ascii="Calibri" w:eastAsia="Calibri" w:hAnsi="Calibri" w:cs="Times New Roman"/>
@@ -5823,23 +5961,30 @@
         <w:spacing w:before="0" w:after="0"/>
       </w:pPr>
       <w:r>
-        <w:t>Causas patológicas</w:t>
-      </w:r>
-    </w:p>
-    <w:p>
-      <w:pPr>
-        <w:pStyle w:val="Prrafodelista"/>
-        <w:spacing w:before="0" w:after="0"/>
-        <w:ind w:firstLine="0"/>
-        <w:rPr>
-          <w:lang w:eastAsia="es-CO"/>
-        </w:rPr>
-      </w:pPr>
-      <w:r>
-        <w:rPr>
-          <w:lang w:eastAsia="es-CO"/>
-        </w:rPr>
-        <w:t>Infecciones sistémicas o daño en raíces reducen la capacidad de absorción, ralentizando el crecimiento general.</w:t>
+        <w:t>Factores ambientales</w:t>
+      </w:r>
+    </w:p>
+    <w:p>
+      <w:pPr>
+        <w:spacing w:before="0" w:after="0"/>
+        <w:ind w:left="708" w:firstLine="0"/>
+        <w:rPr>
+          <w:b/>
+          <w:bCs/>
+          <w:lang w:eastAsia="es-CO"/>
+        </w:rPr>
+      </w:pPr>
+      <w:r>
+        <w:rPr>
+          <w:lang w:eastAsia="es-CO"/>
+        </w:rPr>
+        <w:t xml:space="preserve">Bajos niveles de luz, estrés hídrico o temperaturas inadecuadas retrasan los </w:t>
+      </w:r>
+      <w:r>
+        <w:rPr>
+          <w:lang w:eastAsia="es-CO"/>
+        </w:rPr>
+        <w:t>procesos fenológicos.</w:t>
       </w:r>
     </w:p>
     <w:p>
@@ -5852,36 +5997,23 @@
         <w:spacing w:before="0" w:after="0"/>
       </w:pPr>
       <w:r>
-        <w:t xml:space="preserve">Factores </w:t>
-      </w:r>
-      <w:r>
-        <w:t>a</w:t>
-      </w:r>
-      <w:r>
-        <w:t>mbientales</w:t>
-      </w:r>
-    </w:p>
-    <w:p>
-      <w:pPr>
-        <w:spacing w:before="0" w:after="0"/>
-        <w:ind w:left="708" w:firstLine="0"/>
-        <w:rPr>
-          <w:b/>
-          <w:bCs/>
-          <w:lang w:eastAsia="es-CO"/>
-        </w:rPr>
-      </w:pPr>
-      <w:r>
-        <w:rPr>
-          <w:lang w:eastAsia="es-CO"/>
-        </w:rPr>
-        <w:t xml:space="preserve">Bajos niveles de luz, estrés hídrico o temperaturas inadecuadas retrasan los </w:t>
-      </w:r>
-      <w:r>
-        <w:rPr>
-          <w:lang w:eastAsia="es-CO"/>
-        </w:rPr>
-        <w:t>procesos fenológicos.</w:t>
+        <w:t>Causas patológicas</w:t>
+      </w:r>
+    </w:p>
+    <w:p>
+      <w:pPr>
+        <w:pStyle w:val="Prrafodelista"/>
+        <w:spacing w:before="0" w:after="0"/>
+        <w:ind w:firstLine="0"/>
+        <w:rPr>
+          <w:lang w:eastAsia="es-CO"/>
+        </w:rPr>
+      </w:pPr>
+      <w:r>
+        <w:rPr>
+          <w:lang w:eastAsia="es-CO"/>
+        </w:rPr>
+        <w:t>Infecciones sistémicas o daño en raíces reducen la capacidad de absorción, ralentizando el crecimiento general.</w:t>
       </w:r>
     </w:p>
     <w:p>
@@ -5948,10 +6080,18 @@
     </w:p>
     <w:p>
       <w:pPr>
-        <w:pStyle w:val="Prrafodelista"/>
-        <w:spacing w:before="0" w:after="0"/>
+        <w:spacing w:before="0" w:after="0" w:line="240" w:lineRule="auto"/>
         <w:ind w:firstLine="0"/>
-      </w:pPr>
+        <w:rPr>
+          <w:lang w:eastAsia="es-CO"/>
+        </w:rPr>
+      </w:pPr>
+      <w:r>
+        <w:rPr>
+          <w:lang w:eastAsia="es-CO"/>
+        </w:rPr>
+        <w:br w:type="page"/>
+      </w:r>
     </w:p>
     <w:p>
       <w:pPr>
@@ -5965,6 +6105,7 @@
         <w:rPr>
           <w:rFonts w:eastAsia="Calibri"/>
         </w:rPr>
+        <w:lastRenderedPageBreak/>
         <w:t>Manejo Integrado de Plagas y Enfermedades (MIPE)</w:t>
       </w:r>
       <w:bookmarkEnd w:id="8"/>
@@ -6057,14 +6198,7 @@
         <w:rPr>
           <w:lang w:eastAsia="es-CO"/>
         </w:rPr>
-        <w:t xml:space="preserve">Los métodos culturales son un conjunto de prácticas agronómicas que ayudan a prevenir, reducir o limitar la aparición y propagación de plagas y enfermedades mediante el manejo adecuado del ambiente de cultivo, del suelo y de las plantas. Estas prácticas son una parte fundamental del Manejo Integrado de Plagas y Enfermedades </w:t>
-      </w:r>
-      <w:r>
-        <w:rPr>
-          <w:lang w:eastAsia="es-CO"/>
-        </w:rPr>
-        <w:lastRenderedPageBreak/>
-        <w:t>(MIPE), ya que permiten mantener un equilibrio ecológico, disminuir el uso de productos químicos y promover sistemas productivos más sostenibles.</w:t>
+        <w:t>Los métodos culturales son un conjunto de prácticas agronómicas que ayudan a prevenir, reducir o limitar la aparición y propagación de plagas y enfermedades mediante el manejo adecuado del ambiente de cultivo, del suelo y de las plantas. Estas prácticas son una parte fundamental del Manejo Integrado de Plagas y Enfermedades (MIPE), ya que permiten mantener un equilibrio ecológico, disminuir el uso de productos químicos y promover sistemas productivos más sostenibles.</w:t>
       </w:r>
     </w:p>
     <w:p>
@@ -6113,17 +6247,24 @@
       </w:pPr>
       <w:r>
         <w:rPr>
-          <w:b/>
-          <w:bCs/>
-          <w:lang w:eastAsia="es-CO"/>
-        </w:rPr>
-        <w:t>Por ejemplo:</w:t>
-      </w:r>
-      <w:r>
-        <w:rPr>
-          <w:lang w:eastAsia="es-CO"/>
-        </w:rPr>
-        <w:t xml:space="preserve"> alternar cultivos de tomate o pimentón con maíz o sorgo reduce la presencia de </w:t>
+          <w:lang w:eastAsia="es-CO"/>
+        </w:rPr>
+        <w:lastRenderedPageBreak/>
+        <w:t>Por ejemplo</w:t>
+      </w:r>
+      <w:r>
+        <w:rPr>
+          <w:b/>
+          <w:bCs/>
+          <w:lang w:eastAsia="es-CO"/>
+        </w:rPr>
+        <w:t xml:space="preserve">, </w:t>
+      </w:r>
+      <w:r>
+        <w:rPr>
+          <w:lang w:eastAsia="es-CO"/>
+        </w:rPr>
+        <w:t xml:space="preserve">alternar cultivos de tomate o pimentón con maíz o sorgo reduce la presencia de </w:t>
       </w:r>
       <w:r>
         <w:rPr>
@@ -6291,7 +6432,6 @@
           <w:bCs/>
           <w:lang w:eastAsia="es-CO"/>
         </w:rPr>
-        <w:lastRenderedPageBreak/>
         <w:t>Ejemplos:</w:t>
       </w:r>
     </w:p>
@@ -6385,6 +6525,12 @@
         </w:rPr>
         <w:t xml:space="preserve"> oryzae</w:t>
       </w:r>
+      <w:r>
+        <w:rPr>
+          <w:rStyle w:val="Extranjerismo"/>
+        </w:rPr>
+        <w:t>.</w:t>
+      </w:r>
     </w:p>
     <w:p>
       <w:pPr>
@@ -6398,6 +6544,7 @@
         <w:rPr>
           <w:lang w:eastAsia="es-CO"/>
         </w:rPr>
+        <w:lastRenderedPageBreak/>
         <w:t>Es fundamental seleccionar semillas certificadas y adaptadas al clima y al sistema de producción.</w:t>
       </w:r>
     </w:p>
@@ -6645,7 +6792,6 @@
           <w:bCs/>
           <w:lang w:eastAsia="es-CO"/>
         </w:rPr>
-        <w:lastRenderedPageBreak/>
         <w:t xml:space="preserve">Uso de sustratos estériles y agua tratada: </w:t>
       </w:r>
       <w:r>
@@ -6690,6 +6836,7 @@
         <w:rPr>
           <w:lang w:eastAsia="es-CO"/>
         </w:rPr>
+        <w:lastRenderedPageBreak/>
         <w:t>Analizar el agua de riego para descartar contaminantes y ajustar sistemas de filtración, cloración o radiación UV.</w:t>
       </w:r>
     </w:p>
@@ -6853,7 +7000,6 @@
         <w:rPr>
           <w:lang w:eastAsia="es-CO"/>
         </w:rPr>
-        <w:lastRenderedPageBreak/>
         <w:t>A diferencia de los métodos químicos, el control biológico se caracteriza por ser ecológicamente sustentable, selectivo y compatible con otras prácticas agrícolas. Promueve el equilibrio natural del ecosistema agrícola, contribuyendo a la reducción de residuos tóxicos y a la preservación de la biodiversidad.</w:t>
       </w:r>
     </w:p>
@@ -6877,6 +7023,7 @@
           <w:bCs/>
           <w:lang w:eastAsia="es-CO"/>
         </w:rPr>
+        <w:lastRenderedPageBreak/>
         <w:t xml:space="preserve">Depredadores naturales: </w:t>
       </w:r>
       <w:r>
@@ -6897,7 +7044,19 @@
         <w:rPr>
           <w:lang w:eastAsia="es-CO"/>
         </w:rPr>
-        <w:t>de insectos o ácaros plaga. Se menciona los más comunes en sistemas agrícolas.</w:t>
+        <w:t>de insectos o ácaros plaga. Se menciona</w:t>
+      </w:r>
+      <w:r>
+        <w:rPr>
+          <w:lang w:eastAsia="es-CO"/>
+        </w:rPr>
+        <w:t>n</w:t>
+      </w:r>
+      <w:r>
+        <w:rPr>
+          <w:lang w:eastAsia="es-CO"/>
+        </w:rPr>
+        <w:t xml:space="preserve"> los más comunes en sistemas agrícolas.</w:t>
       </w:r>
       <w:r>
         <w:rPr>
@@ -7244,6 +7403,8 @@
     <w:p>
       <w:pPr>
         <w:pStyle w:val="Normal0"/>
+        <w:spacing w:line="360" w:lineRule="auto"/>
+        <w:ind w:firstLine="708"/>
         <w:rPr>
           <w:rFonts w:ascii="Calibri" w:eastAsia="Calibri" w:hAnsi="Calibri" w:cs="Times New Roman"/>
           <w:kern w:val="2"/>
@@ -7322,14 +7483,7 @@
         <w:rPr>
           <w:lang w:eastAsia="es-CO"/>
         </w:rPr>
-        <w:t xml:space="preserve">(moscas), que depositan sus huevos dentro </w:t>
-      </w:r>
-      <w:r>
-        <w:rPr>
-          <w:lang w:eastAsia="es-CO"/>
-        </w:rPr>
-        <w:lastRenderedPageBreak/>
-        <w:t>o sobre el cuerpo de una plaga. Al desarrollarse, la larva del parasitoide se alimenta del huésped, provocando finalmente su muerte. Se mencionan algunos ejemplos.</w:t>
+        <w:t>(moscas), que depositan sus huevos dentro o sobre el cuerpo de una plaga. Al desarrollarse, la larva del parasitoide se alimenta del huésped, provocando finalmente su muerte. Se mencionan algunos ejemplos.</w:t>
       </w:r>
     </w:p>
     <w:p>
@@ -7351,6 +7505,7 @@
           <w:b/>
           <w:bCs/>
         </w:rPr>
+        <w:lastRenderedPageBreak/>
         <w:t>Encarsia</w:t>
       </w:r>
       <w:proofErr w:type="spellEnd"/>
@@ -7825,7 +7980,6 @@
           <w:b/>
           <w:bCs/>
         </w:rPr>
-        <w:lastRenderedPageBreak/>
         <w:t>Beauveria bassiana y Metarhizium anisopliae:</w:t>
       </w:r>
       <w:r>
@@ -7867,6 +8021,7 @@
           <w:b/>
           <w:bCs/>
         </w:rPr>
+        <w:lastRenderedPageBreak/>
         <w:t>Bacillus thuringiensis</w:t>
       </w:r>
       <w:r>
@@ -8157,7 +8312,6 @@
         <w:rPr>
           <w:lang w:eastAsia="es-CO"/>
         </w:rPr>
-        <w:lastRenderedPageBreak/>
         <w:t>Para potenciar la eficacia del control biológico, es fundamental combinarlo con buenas prácticas culturales, monitoreo constante y condiciones ambientales adecuadas para el desarrollo de los agentes benéficos.</w:t>
       </w:r>
     </w:p>
@@ -9546,7 +9700,31 @@
         <w:rPr>
           <w:lang w:eastAsia="es-CO"/>
         </w:rPr>
-        <w:t>Lo más importante al cumplir con esto, es la protección del consumidor, reputación del productor y acceso a mercados nacionales e internacionales.</w:t>
+        <w:t xml:space="preserve">Lo más importante al cumplir con esto, es la protección del consumidor, </w:t>
+      </w:r>
+      <w:r>
+        <w:rPr>
+          <w:lang w:eastAsia="es-CO"/>
+        </w:rPr>
+        <w:t xml:space="preserve">la </w:t>
+      </w:r>
+      <w:r>
+        <w:rPr>
+          <w:lang w:eastAsia="es-CO"/>
+        </w:rPr>
+        <w:t xml:space="preserve">reputación del productor y </w:t>
+      </w:r>
+      <w:r>
+        <w:rPr>
+          <w:lang w:eastAsia="es-CO"/>
+        </w:rPr>
+        <w:t xml:space="preserve">el </w:t>
+      </w:r>
+      <w:r>
+        <w:rPr>
+          <w:lang w:eastAsia="es-CO"/>
+        </w:rPr>
+        <w:t>acceso a mercados nacionales e internacionales.</w:t>
       </w:r>
     </w:p>
     <w:p>
@@ -9677,7 +9855,19 @@
         <w:rPr>
           <w:lang w:eastAsia="es-CO"/>
         </w:rPr>
-        <w:t>Resultado esperado es la reducción de riesgos para la salud del aplicador, prevención de contaminación ambiental y mejora del control técnico y administrativo del uso de agroquímicos.</w:t>
+        <w:t xml:space="preserve">Resultado esperado es la reducción de riesgos para la salud del aplicador, </w:t>
+      </w:r>
+      <w:r>
+        <w:rPr>
+          <w:lang w:eastAsia="es-CO"/>
+        </w:rPr>
+        <w:t xml:space="preserve">la </w:t>
+      </w:r>
+      <w:r>
+        <w:rPr>
+          <w:lang w:eastAsia="es-CO"/>
+        </w:rPr>
+        <w:t>prevención de contaminación ambiental y mejora del control técnico y administrativo del uso de agroquímicos.</w:t>
       </w:r>
     </w:p>
     <w:p>
@@ -10673,123 +10863,41 @@
       <w:bookmarkEnd w:id="18"/>
       <w:bookmarkEnd w:id="19"/>
     </w:p>
-    <w:p>
-      <w:pPr>
-        <w:spacing w:before="100" w:beforeAutospacing="1"/>
-        <w:ind w:firstLine="0"/>
-        <w:rPr>
-          <w:b/>
-          <w:bCs/>
-        </w:rPr>
-      </w:pPr>
-      <w:r>
-        <w:rPr>
-          <w:b/>
-          <w:bCs/>
-        </w:rPr>
-        <w:t xml:space="preserve">Ecosistema </w:t>
-      </w:r>
-      <w:r>
-        <w:rPr>
-          <w:b/>
-          <w:bCs/>
-        </w:rPr>
-        <w:t>d</w:t>
-      </w:r>
-      <w:r>
-        <w:rPr>
-          <w:b/>
-          <w:bCs/>
-        </w:rPr>
-        <w:t xml:space="preserve">e </w:t>
-      </w:r>
-      <w:r>
-        <w:rPr>
-          <w:b/>
-          <w:bCs/>
-        </w:rPr>
-        <w:t>r</w:t>
-      </w:r>
-      <w:r>
-        <w:rPr>
-          <w:b/>
-          <w:bCs/>
-        </w:rPr>
-        <w:t xml:space="preserve">ecursos </w:t>
-      </w:r>
-      <w:r>
-        <w:rPr>
-          <w:b/>
-          <w:bCs/>
-        </w:rPr>
-        <w:t>e</w:t>
-      </w:r>
-      <w:r>
-        <w:rPr>
-          <w:b/>
-          <w:bCs/>
-        </w:rPr>
-        <w:t xml:space="preserve">ducativos </w:t>
-      </w:r>
-      <w:r>
-        <w:rPr>
-          <w:b/>
-          <w:bCs/>
-        </w:rPr>
-        <w:t>d</w:t>
-      </w:r>
-      <w:r>
-        <w:rPr>
-          <w:b/>
-          <w:bCs/>
-        </w:rPr>
-        <w:t>igitales</w:t>
-      </w:r>
-    </w:p>
     <w:tbl>
       <w:tblPr>
-        <w:tblW w:w="9634" w:type="dxa"/>
-        <w:tblBorders>
-          <w:top w:val="single" w:sz="4" w:space="0" w:color="D9D9D9"/>
-          <w:left w:val="single" w:sz="4" w:space="0" w:color="D9D9D9"/>
-          <w:bottom w:val="single" w:sz="4" w:space="0" w:color="D9D9D9"/>
-          <w:right w:val="single" w:sz="4" w:space="0" w:color="D9D9D9"/>
-          <w:insideH w:val="single" w:sz="4" w:space="0" w:color="D9D9D9"/>
-          <w:insideV w:val="single" w:sz="4" w:space="0" w:color="D9D9D9"/>
-        </w:tblBorders>
+        <w:tblStyle w:val="SENA"/>
+        <w:tblW w:w="10060" w:type="dxa"/>
         <w:tblLayout w:type="fixed"/>
         <w:tblLook w:val="04A0" w:firstRow="1" w:lastRow="0" w:firstColumn="1" w:lastColumn="0" w:noHBand="0" w:noVBand="1"/>
       </w:tblPr>
       <w:tblGrid>
-        <w:gridCol w:w="2583"/>
-        <w:gridCol w:w="2941"/>
-        <w:gridCol w:w="4110"/>
+        <w:gridCol w:w="2830"/>
+        <w:gridCol w:w="3402"/>
+        <w:gridCol w:w="3828"/>
       </w:tblGrid>
       <w:tr>
         <w:trPr>
-          <w:trHeight w:val="283"/>
+          <w:cnfStyle w:val="100000000000" w:firstRow="1" w:lastRow="0" w:firstColumn="0" w:lastColumn="0" w:oddVBand="0" w:evenVBand="0" w:oddHBand="0" w:evenHBand="0" w:firstRowFirstColumn="0" w:firstRowLastColumn="0" w:lastRowFirstColumn="0" w:lastRowLastColumn="0"/>
+          <w:cantSplit/>
           <w:tblHeader/>
         </w:trPr>
         <w:tc>
           <w:tcPr>
-            <w:tcW w:w="2583" w:type="dxa"/>
-            <w:shd w:val="clear" w:color="auto" w:fill="BFBFBF" w:themeFill="background1" w:themeFillShade="BF"/>
+            <w:tcW w:w="2830" w:type="dxa"/>
           </w:tcPr>
           <w:p>
             <w:pPr>
               <w:spacing w:before="0" w:after="0"/>
               <w:ind w:firstLine="0"/>
               <w:rPr>
-                <w:b/>
                 <w:szCs w:val="28"/>
-                <w:lang w:val="es-ES_tradnl" w:eastAsia="es-CO"/>
+                <w:lang w:val="es-419" w:eastAsia="es-CO"/>
               </w:rPr>
             </w:pPr>
             <w:r>
               <w:rPr>
-                <w:b/>
                 <w:szCs w:val="28"/>
-                <w:lang w:val="es-ES_tradnl" w:eastAsia="es-CO"/>
+                <w:lang w:val="es-419" w:eastAsia="es-CO"/>
               </w:rPr>
               <w:t>Nombre</w:t>
             </w:r>
@@ -10797,24 +10905,21 @@
         </w:tc>
         <w:tc>
           <w:tcPr>
-            <w:tcW w:w="2941" w:type="dxa"/>
-            <w:shd w:val="clear" w:color="auto" w:fill="BFBFBF" w:themeFill="background1" w:themeFillShade="BF"/>
+            <w:tcW w:w="3402" w:type="dxa"/>
           </w:tcPr>
           <w:p>
             <w:pPr>
               <w:spacing w:before="0" w:after="0"/>
               <w:ind w:firstLine="0"/>
               <w:rPr>
-                <w:b/>
                 <w:szCs w:val="28"/>
-                <w:lang w:val="es-ES_tradnl" w:eastAsia="es-CO"/>
+                <w:lang w:val="es-419" w:eastAsia="es-CO"/>
               </w:rPr>
             </w:pPr>
             <w:r>
               <w:rPr>
-                <w:b/>
                 <w:szCs w:val="28"/>
-                <w:lang w:val="es-ES_tradnl" w:eastAsia="es-CO"/>
+                <w:lang w:val="es-419" w:eastAsia="es-CO"/>
               </w:rPr>
               <w:t>Cargo</w:t>
             </w:r>
@@ -10822,55 +10927,51 @@
         </w:tc>
         <w:tc>
           <w:tcPr>
-            <w:tcW w:w="4110" w:type="dxa"/>
-            <w:shd w:val="clear" w:color="auto" w:fill="BFBFBF" w:themeFill="background1" w:themeFillShade="BF"/>
+            <w:tcW w:w="3828" w:type="dxa"/>
           </w:tcPr>
           <w:p>
             <w:pPr>
               <w:spacing w:before="0" w:after="0"/>
               <w:ind w:firstLine="0"/>
-              <w:jc w:val="center"/>
               <w:rPr>
-                <w:b/>
                 <w:szCs w:val="28"/>
-                <w:lang w:val="es-ES_tradnl" w:eastAsia="es-CO"/>
+                <w:lang w:val="es-419" w:eastAsia="es-CO"/>
               </w:rPr>
             </w:pPr>
             <w:r>
               <w:rPr>
-                <w:b/>
                 <w:szCs w:val="28"/>
-                <w:lang w:val="es-ES_tradnl" w:eastAsia="es-CO"/>
+                <w:lang w:val="es-419" w:eastAsia="es-CO"/>
               </w:rPr>
-              <w:t>Centro de Formación y Regional</w:t>
+              <w:t>Centro de formación - Regional</w:t>
             </w:r>
           </w:p>
         </w:tc>
       </w:tr>
       <w:tr>
         <w:trPr>
-          <w:trHeight w:val="526"/>
+          <w:cnfStyle w:val="000000100000" w:firstRow="0" w:lastRow="0" w:firstColumn="0" w:lastColumn="0" w:oddVBand="0" w:evenVBand="0" w:oddHBand="1" w:evenHBand="0" w:firstRowFirstColumn="0" w:firstRowLastColumn="0" w:lastRowFirstColumn="0" w:lastRowLastColumn="0"/>
         </w:trPr>
         <w:tc>
           <w:tcPr>
-            <w:tcW w:w="2583" w:type="dxa"/>
-            <w:shd w:val="clear" w:color="auto" w:fill="F2F2F2" w:themeFill="background1" w:themeFillShade="F2"/>
-            <w:vAlign w:val="center"/>
+            <w:tcW w:w="2830" w:type="dxa"/>
           </w:tcPr>
           <w:p>
             <w:pPr>
-              <w:spacing w:before="0" w:after="0"/>
-              <w:ind w:firstLine="0"/>
+              <w:pStyle w:val="TextoTablas"/>
+              <w:spacing w:before="0" w:after="0" w:line="360" w:lineRule="auto"/>
               <w:rPr>
-                <w:rFonts w:asciiTheme="minorHAnsi" w:hAnsiTheme="minorHAnsi" w:cstheme="minorHAnsi"/>
+                <w:b/>
                 <w:bCs/>
+                <w:sz w:val="28"/>
                 <w:szCs w:val="28"/>
-                <w:lang w:val="es-ES" w:eastAsia="es-CO"/>
               </w:rPr>
             </w:pPr>
             <w:r>
               <w:rPr>
+                <w:b/>
                 <w:bCs/>
+                <w:sz w:val="28"/>
                 <w:szCs w:val="28"/>
               </w:rPr>
               <w:t>Claudia Johanna Gómez Pérez</w:t>
@@ -10879,22 +10980,20 @@
         </w:tc>
         <w:tc>
           <w:tcPr>
-            <w:tcW w:w="2941" w:type="dxa"/>
-            <w:shd w:val="clear" w:color="auto" w:fill="F2F2F2" w:themeFill="background1" w:themeFillShade="F2"/>
-            <w:vAlign w:val="center"/>
+            <w:tcW w:w="3402" w:type="dxa"/>
           </w:tcPr>
           <w:p>
             <w:pPr>
-              <w:spacing w:before="0" w:after="0"/>
-              <w:ind w:firstLine="0"/>
+              <w:pStyle w:val="TextoTablas"/>
+              <w:spacing w:before="0" w:after="0" w:line="360" w:lineRule="auto"/>
               <w:rPr>
-                <w:rFonts w:asciiTheme="minorHAnsi" w:hAnsiTheme="minorHAnsi" w:cstheme="minorHAnsi"/>
+                <w:sz w:val="28"/>
                 <w:szCs w:val="28"/>
-                <w:lang w:val="es-ES_tradnl" w:eastAsia="es-CO"/>
               </w:rPr>
             </w:pPr>
             <w:r>
               <w:rPr>
+                <w:sz w:val="28"/>
                 <w:szCs w:val="28"/>
               </w:rPr>
               <w:t>Responsable del ecosistema</w:t>
@@ -10903,52 +11002,48 @@
         </w:tc>
         <w:tc>
           <w:tcPr>
-            <w:tcW w:w="4110" w:type="dxa"/>
-            <w:shd w:val="clear" w:color="auto" w:fill="F2F2F2" w:themeFill="background1" w:themeFillShade="F2"/>
-            <w:vAlign w:val="center"/>
+            <w:tcW w:w="3828" w:type="dxa"/>
           </w:tcPr>
           <w:p>
             <w:pPr>
-              <w:spacing w:before="0" w:after="0"/>
-              <w:ind w:firstLine="0"/>
+              <w:pStyle w:val="TextoTablas"/>
+              <w:spacing w:before="0" w:after="0" w:line="360" w:lineRule="auto"/>
               <w:rPr>
-                <w:rFonts w:asciiTheme="minorHAnsi" w:hAnsiTheme="minorHAnsi" w:cstheme="minorHAnsi"/>
+                <w:sz w:val="28"/>
                 <w:szCs w:val="28"/>
-                <w:lang w:val="es-ES_tradnl" w:eastAsia="es-CO"/>
               </w:rPr>
             </w:pPr>
             <w:r>
               <w:rPr>
+                <w:sz w:val="28"/>
                 <w:szCs w:val="28"/>
               </w:rPr>
-              <w:t>Dirección General</w:t>
+              <w:t>Centro Agroturístico - Regional Santander</w:t>
             </w:r>
           </w:p>
         </w:tc>
       </w:tr>
       <w:tr>
-        <w:trPr>
-          <w:trHeight w:val="505"/>
-        </w:trPr>
         <w:tc>
           <w:tcPr>
-            <w:tcW w:w="2583" w:type="dxa"/>
-            <w:vAlign w:val="center"/>
+            <w:tcW w:w="2830" w:type="dxa"/>
           </w:tcPr>
           <w:p>
             <w:pPr>
-              <w:spacing w:before="0" w:after="0"/>
-              <w:ind w:firstLine="0"/>
+              <w:pStyle w:val="TextoTablas"/>
+              <w:spacing w:before="0" w:after="0" w:line="360" w:lineRule="auto"/>
               <w:rPr>
-                <w:rFonts w:asciiTheme="minorHAnsi" w:hAnsiTheme="minorHAnsi" w:cstheme="minorHAnsi"/>
+                <w:b/>
                 <w:bCs/>
+                <w:sz w:val="28"/>
                 <w:szCs w:val="28"/>
-                <w:lang w:val="es-ES" w:eastAsia="es-CO"/>
               </w:rPr>
             </w:pPr>
             <w:r>
               <w:rPr>
+                <w:b/>
                 <w:bCs/>
+                <w:sz w:val="28"/>
                 <w:szCs w:val="28"/>
               </w:rPr>
               <w:t>Edison Eduardo Mantilla Cuadros</w:t>
@@ -10957,21 +11052,20 @@
         </w:tc>
         <w:tc>
           <w:tcPr>
-            <w:tcW w:w="2941" w:type="dxa"/>
-            <w:vAlign w:val="center"/>
+            <w:tcW w:w="3402" w:type="dxa"/>
           </w:tcPr>
           <w:p>
             <w:pPr>
-              <w:spacing w:before="0" w:after="0"/>
-              <w:ind w:firstLine="0"/>
+              <w:pStyle w:val="TextoTablas"/>
+              <w:spacing w:before="0" w:after="0" w:line="360" w:lineRule="auto"/>
               <w:rPr>
-                <w:rFonts w:asciiTheme="minorHAnsi" w:hAnsiTheme="minorHAnsi" w:cstheme="minorHAnsi"/>
+                <w:sz w:val="28"/>
                 <w:szCs w:val="28"/>
-                <w:lang w:val="es-ES_tradnl" w:eastAsia="es-CO"/>
               </w:rPr>
             </w:pPr>
             <w:r>
               <w:rPr>
+                <w:sz w:val="28"/>
                 <w:szCs w:val="28"/>
               </w:rPr>
               <w:t>Responsable de línea de producción</w:t>
@@ -10980,225 +11074,20 @@
         </w:tc>
         <w:tc>
           <w:tcPr>
-            <w:tcW w:w="4110" w:type="dxa"/>
-            <w:vAlign w:val="center"/>
+            <w:tcW w:w="3828" w:type="dxa"/>
           </w:tcPr>
           <w:p>
             <w:pPr>
-              <w:spacing w:before="0" w:after="0"/>
-              <w:ind w:firstLine="0"/>
+              <w:pStyle w:val="TextoTablas"/>
+              <w:spacing w:before="0" w:after="0" w:line="360" w:lineRule="auto"/>
               <w:rPr>
-                <w:rFonts w:asciiTheme="minorHAnsi" w:hAnsiTheme="minorHAnsi" w:cstheme="minorHAnsi"/>
-                <w:szCs w:val="28"/>
-                <w:lang w:val="es-ES_tradnl" w:eastAsia="es-CO"/>
-              </w:rPr>
-            </w:pPr>
-            <w:r>
-              <w:rPr>
-                <w:szCs w:val="28"/>
-              </w:rPr>
-              <w:t>Centro Agroturístico - Regional Santander</w:t>
-            </w:r>
-          </w:p>
-        </w:tc>
-      </w:tr>
-    </w:tbl>
-    <w:p>
-      <w:pPr>
-        <w:spacing w:before="100" w:beforeAutospacing="1"/>
-        <w:ind w:firstLine="0"/>
-        <w:rPr>
-          <w:b/>
-          <w:bCs/>
-        </w:rPr>
-      </w:pPr>
-      <w:r>
-        <w:rPr>
-          <w:b/>
-          <w:bCs/>
-        </w:rPr>
-        <w:t>Contenido instruccional</w:t>
-      </w:r>
-    </w:p>
-    <w:tbl>
-      <w:tblPr>
-        <w:tblW w:w="9634" w:type="dxa"/>
-        <w:tblBorders>
-          <w:top w:val="single" w:sz="4" w:space="0" w:color="D9D9D9"/>
-          <w:left w:val="single" w:sz="4" w:space="0" w:color="D9D9D9"/>
-          <w:bottom w:val="single" w:sz="4" w:space="0" w:color="D9D9D9"/>
-          <w:right w:val="single" w:sz="4" w:space="0" w:color="D9D9D9"/>
-          <w:insideH w:val="single" w:sz="4" w:space="0" w:color="D9D9D9"/>
-          <w:insideV w:val="single" w:sz="4" w:space="0" w:color="D9D9D9"/>
-        </w:tblBorders>
-        <w:tblLayout w:type="fixed"/>
-        <w:tblLook w:val="04A0" w:firstRow="1" w:lastRow="0" w:firstColumn="1" w:lastColumn="0" w:noHBand="0" w:noVBand="1"/>
-      </w:tblPr>
-      <w:tblGrid>
-        <w:gridCol w:w="2583"/>
-        <w:gridCol w:w="2941"/>
-        <w:gridCol w:w="4110"/>
-      </w:tblGrid>
-      <w:tr>
-        <w:trPr>
-          <w:trHeight w:val="283"/>
-          <w:tblHeader/>
-        </w:trPr>
-        <w:tc>
-          <w:tcPr>
-            <w:tcW w:w="2583" w:type="dxa"/>
-            <w:shd w:val="clear" w:color="auto" w:fill="BFBFBF" w:themeFill="background1" w:themeFillShade="BF"/>
-          </w:tcPr>
-          <w:p>
-            <w:pPr>
-              <w:spacing w:before="0" w:after="0"/>
-              <w:ind w:firstLine="0"/>
-              <w:rPr>
-                <w:b/>
-                <w:lang w:val="es-ES_tradnl" w:eastAsia="es-CO"/>
-              </w:rPr>
-            </w:pPr>
-            <w:r>
-              <w:rPr>
-                <w:b/>
-                <w:lang w:val="es-ES_tradnl" w:eastAsia="es-CO"/>
-              </w:rPr>
-              <w:t>Nombre</w:t>
-            </w:r>
-          </w:p>
-        </w:tc>
-        <w:tc>
-          <w:tcPr>
-            <w:tcW w:w="2941" w:type="dxa"/>
-            <w:shd w:val="clear" w:color="auto" w:fill="BFBFBF" w:themeFill="background1" w:themeFillShade="BF"/>
-          </w:tcPr>
-          <w:p>
-            <w:pPr>
-              <w:spacing w:before="0" w:after="0"/>
-              <w:ind w:firstLine="0"/>
-              <w:rPr>
-                <w:b/>
-                <w:lang w:val="es-ES_tradnl" w:eastAsia="es-CO"/>
-              </w:rPr>
-            </w:pPr>
-            <w:r>
-              <w:rPr>
-                <w:b/>
-                <w:lang w:val="es-ES_tradnl" w:eastAsia="es-CO"/>
-              </w:rPr>
-              <w:t>Cargo</w:t>
-            </w:r>
-          </w:p>
-        </w:tc>
-        <w:tc>
-          <w:tcPr>
-            <w:tcW w:w="4110" w:type="dxa"/>
-            <w:shd w:val="clear" w:color="auto" w:fill="BFBFBF" w:themeFill="background1" w:themeFillShade="BF"/>
-          </w:tcPr>
-          <w:p>
-            <w:pPr>
-              <w:spacing w:before="0" w:after="0"/>
-              <w:ind w:firstLine="0"/>
-              <w:jc w:val="center"/>
-              <w:rPr>
-                <w:b/>
-                <w:lang w:val="es-ES_tradnl" w:eastAsia="es-CO"/>
-              </w:rPr>
-            </w:pPr>
-            <w:r>
-              <w:rPr>
-                <w:b/>
-                <w:lang w:val="es-ES_tradnl" w:eastAsia="es-CO"/>
-              </w:rPr>
-              <w:t>Centro de Formación y Regional</w:t>
-            </w:r>
-          </w:p>
-        </w:tc>
-      </w:tr>
-      <w:tr>
-        <w:trPr>
-          <w:trHeight w:val="526"/>
-        </w:trPr>
-        <w:tc>
-          <w:tcPr>
-            <w:tcW w:w="2583" w:type="dxa"/>
-            <w:shd w:val="clear" w:color="auto" w:fill="F2F2F2" w:themeFill="background1" w:themeFillShade="F2"/>
-            <w:vAlign w:val="center"/>
-          </w:tcPr>
-          <w:p>
-            <w:pPr>
-              <w:spacing w:before="0" w:after="0"/>
-              <w:ind w:firstLine="0"/>
-              <w:rPr>
-                <w:bCs/>
+                <w:sz w:val="28"/>
                 <w:szCs w:val="28"/>
               </w:rPr>
             </w:pPr>
             <w:r>
               <w:rPr>
-                <w:bCs/>
-                <w:szCs w:val="28"/>
-              </w:rPr>
-              <w:t>Andrés Javier</w:t>
-            </w:r>
-            <w:r>
-              <w:rPr>
-                <w:bCs/>
-                <w:szCs w:val="28"/>
-              </w:rPr>
-              <w:t xml:space="preserve"> </w:t>
-            </w:r>
-            <w:r>
-              <w:rPr>
-                <w:bCs/>
-                <w:szCs w:val="28"/>
-              </w:rPr>
-              <w:t>Pacheco Wandurraga</w:t>
-            </w:r>
-          </w:p>
-        </w:tc>
-        <w:tc>
-          <w:tcPr>
-            <w:tcW w:w="2941" w:type="dxa"/>
-            <w:shd w:val="clear" w:color="auto" w:fill="F2F2F2" w:themeFill="background1" w:themeFillShade="F2"/>
-            <w:vAlign w:val="center"/>
-          </w:tcPr>
-          <w:p>
-            <w:pPr>
-              <w:spacing w:before="0" w:after="0"/>
-              <w:ind w:firstLine="0"/>
-              <w:rPr>
-                <w:bCs/>
-                <w:szCs w:val="28"/>
-              </w:rPr>
-            </w:pPr>
-            <w:r>
-              <w:rPr>
-                <w:bCs/>
-                <w:szCs w:val="28"/>
-              </w:rPr>
-              <w:t>Experto temático</w:t>
-            </w:r>
-          </w:p>
-        </w:tc>
-        <w:tc>
-          <w:tcPr>
-            <w:tcW w:w="4110" w:type="dxa"/>
-            <w:shd w:val="clear" w:color="auto" w:fill="F2F2F2" w:themeFill="background1" w:themeFillShade="F2"/>
-            <w:vAlign w:val="center"/>
-          </w:tcPr>
-          <w:p>
-            <w:pPr>
-              <w:spacing w:before="0" w:after="0"/>
-              <w:ind w:firstLine="0"/>
-              <w:rPr>
-                <w:bCs/>
-                <w:szCs w:val="28"/>
-              </w:rPr>
-            </w:pPr>
-            <w:r>
-              <w:rPr>
-                <w:bCs/>
+                <w:sz w:val="28"/>
                 <w:szCs w:val="28"/>
               </w:rPr>
               <w:t>Centro Agroturístico - Regional Santander</w:t>
@@ -11208,25 +11097,103 @@
       </w:tr>
       <w:tr>
         <w:trPr>
-          <w:trHeight w:val="505"/>
+          <w:cnfStyle w:val="000000100000" w:firstRow="0" w:lastRow="0" w:firstColumn="0" w:lastColumn="0" w:oddVBand="0" w:evenVBand="0" w:oddHBand="1" w:evenHBand="0" w:firstRowFirstColumn="0" w:firstRowLastColumn="0" w:lastRowFirstColumn="0" w:lastRowLastColumn="0"/>
         </w:trPr>
         <w:tc>
           <w:tcPr>
-            <w:tcW w:w="2583" w:type="dxa"/>
+            <w:tcW w:w="2830" w:type="dxa"/>
             <w:vAlign w:val="center"/>
           </w:tcPr>
           <w:p>
             <w:pPr>
-              <w:spacing w:before="0" w:after="0"/>
-              <w:ind w:firstLine="0"/>
+              <w:pStyle w:val="TextoTablas"/>
+              <w:spacing w:before="0" w:after="0" w:line="360" w:lineRule="auto"/>
               <w:rPr>
+                <w:b/>
                 <w:bCs/>
+                <w:sz w:val="28"/>
                 <w:szCs w:val="28"/>
               </w:rPr>
             </w:pPr>
             <w:r>
               <w:rPr>
+                <w:b/>
                 <w:bCs/>
+                <w:sz w:val="28"/>
+                <w:szCs w:val="28"/>
+              </w:rPr>
+              <w:t>Andrés Javier Pacheco Wandurraga</w:t>
+            </w:r>
+          </w:p>
+        </w:tc>
+        <w:tc>
+          <w:tcPr>
+            <w:tcW w:w="3402" w:type="dxa"/>
+            <w:vAlign w:val="center"/>
+          </w:tcPr>
+          <w:p>
+            <w:pPr>
+              <w:pStyle w:val="TextoTablas"/>
+              <w:spacing w:before="0" w:after="0" w:line="360" w:lineRule="auto"/>
+              <w:rPr>
+                <w:sz w:val="28"/>
+                <w:szCs w:val="28"/>
+              </w:rPr>
+            </w:pPr>
+            <w:r>
+              <w:rPr>
+                <w:sz w:val="28"/>
+                <w:szCs w:val="28"/>
+              </w:rPr>
+              <w:t>Experto temático</w:t>
+            </w:r>
+          </w:p>
+        </w:tc>
+        <w:tc>
+          <w:tcPr>
+            <w:tcW w:w="3828" w:type="dxa"/>
+          </w:tcPr>
+          <w:p>
+            <w:pPr>
+              <w:pStyle w:val="TextoTablas"/>
+              <w:spacing w:before="0" w:after="0" w:line="360" w:lineRule="auto"/>
+              <w:rPr>
+                <w:sz w:val="28"/>
+                <w:szCs w:val="28"/>
+              </w:rPr>
+            </w:pPr>
+            <w:r>
+              <w:rPr>
+                <w:sz w:val="28"/>
+                <w:szCs w:val="28"/>
+              </w:rPr>
+              <w:t>Centro Agroturístico - Regional Santander</w:t>
+            </w:r>
+          </w:p>
+        </w:tc>
+      </w:tr>
+      <w:tr>
+        <w:tc>
+          <w:tcPr>
+            <w:tcW w:w="2830" w:type="dxa"/>
+            <w:vAlign w:val="center"/>
+          </w:tcPr>
+          <w:p>
+            <w:pPr>
+              <w:pStyle w:val="TextoTablas"/>
+              <w:spacing w:before="0" w:after="0" w:line="360" w:lineRule="auto"/>
+              <w:rPr>
+                <w:b/>
+                <w:bCs/>
+                <w:sz w:val="28"/>
+                <w:szCs w:val="28"/>
+              </w:rPr>
+            </w:pPr>
+            <w:r>
+              <w:rPr>
+                <w:b/>
+                <w:bCs/>
+                <w:sz w:val="28"/>
                 <w:szCs w:val="28"/>
               </w:rPr>
               <w:t>Laura Paola Gelvez Manosalva</w:t>
@@ -11235,21 +11202,21 @@
         </w:tc>
         <w:tc>
           <w:tcPr>
-            <w:tcW w:w="2941" w:type="dxa"/>
+            <w:tcW w:w="3402" w:type="dxa"/>
             <w:vAlign w:val="center"/>
           </w:tcPr>
           <w:p>
             <w:pPr>
-              <w:spacing w:before="0" w:after="0"/>
-              <w:ind w:firstLine="0"/>
+              <w:pStyle w:val="TextoTablas"/>
+              <w:spacing w:before="0" w:after="0" w:line="360" w:lineRule="auto"/>
               <w:rPr>
-                <w:bCs/>
+                <w:sz w:val="28"/>
                 <w:szCs w:val="28"/>
               </w:rPr>
             </w:pPr>
             <w:r>
               <w:rPr>
-                <w:bCs/>
+                <w:sz w:val="28"/>
                 <w:szCs w:val="28"/>
               </w:rPr>
               <w:t>Evaluadora instruccional</w:t>
@@ -11258,21 +11225,429 @@
         </w:tc>
         <w:tc>
           <w:tcPr>
-            <w:tcW w:w="4110" w:type="dxa"/>
-            <w:vAlign w:val="center"/>
+            <w:tcW w:w="3828" w:type="dxa"/>
           </w:tcPr>
           <w:p>
             <w:pPr>
-              <w:spacing w:before="0" w:after="0"/>
-              <w:ind w:firstLine="0"/>
+              <w:pStyle w:val="TextoTablas"/>
+              <w:spacing w:before="0" w:after="0" w:line="360" w:lineRule="auto"/>
               <w:rPr>
-                <w:bCs/>
+                <w:sz w:val="28"/>
                 <w:szCs w:val="28"/>
               </w:rPr>
             </w:pPr>
             <w:r>
               <w:rPr>
+                <w:sz w:val="28"/>
+                <w:szCs w:val="28"/>
+              </w:rPr>
+              <w:t>Centro Agroturístico - Regional Santander</w:t>
+            </w:r>
+          </w:p>
+        </w:tc>
+      </w:tr>
+      <w:tr>
+        <w:trPr>
+          <w:cnfStyle w:val="000000100000" w:firstRow="0" w:lastRow="0" w:firstColumn="0" w:lastColumn="0" w:oddVBand="0" w:evenVBand="0" w:oddHBand="1" w:evenHBand="0" w:firstRowFirstColumn="0" w:firstRowLastColumn="0" w:lastRowFirstColumn="0" w:lastRowLastColumn="0"/>
+        </w:trPr>
+        <w:tc>
+          <w:tcPr>
+            <w:tcW w:w="2830" w:type="dxa"/>
+            <w:vAlign w:val="center"/>
+          </w:tcPr>
+          <w:p>
+            <w:pPr>
+              <w:pStyle w:val="TextoTablas"/>
+              <w:spacing w:before="0" w:after="0" w:line="360" w:lineRule="auto"/>
+              <w:rPr>
+                <w:b/>
                 <w:bCs/>
+                <w:sz w:val="28"/>
+                <w:szCs w:val="28"/>
+              </w:rPr>
+            </w:pPr>
+            <w:r>
+              <w:rPr>
+                <w:b/>
+                <w:bCs/>
+                <w:sz w:val="28"/>
+                <w:szCs w:val="28"/>
+              </w:rPr>
+              <w:t>Edison Eduardo Mantilla Cuadros</w:t>
+            </w:r>
+          </w:p>
+        </w:tc>
+        <w:tc>
+          <w:tcPr>
+            <w:tcW w:w="3402" w:type="dxa"/>
+          </w:tcPr>
+          <w:p>
+            <w:pPr>
+              <w:pStyle w:val="TextoTablas"/>
+              <w:spacing w:before="0" w:after="0" w:line="360" w:lineRule="auto"/>
+              <w:rPr>
+                <w:sz w:val="28"/>
+                <w:szCs w:val="28"/>
+              </w:rPr>
+            </w:pPr>
+            <w:r>
+              <w:rPr>
+                <w:sz w:val="28"/>
+                <w:szCs w:val="28"/>
+              </w:rPr>
+              <w:t>Diseñador de contenidos</w:t>
+            </w:r>
+          </w:p>
+        </w:tc>
+        <w:tc>
+          <w:tcPr>
+            <w:tcW w:w="3828" w:type="dxa"/>
+          </w:tcPr>
+          <w:p>
+            <w:pPr>
+              <w:pStyle w:val="TextoTablas"/>
+              <w:spacing w:before="0" w:after="0" w:line="360" w:lineRule="auto"/>
+              <w:rPr>
+                <w:sz w:val="28"/>
+                <w:szCs w:val="28"/>
+              </w:rPr>
+            </w:pPr>
+            <w:r>
+              <w:rPr>
+                <w:sz w:val="28"/>
+                <w:szCs w:val="28"/>
+              </w:rPr>
+              <w:t>Centro Agroturístico - Regional Santander</w:t>
+            </w:r>
+          </w:p>
+        </w:tc>
+      </w:tr>
+      <w:tr>
+        <w:tc>
+          <w:tcPr>
+            <w:tcW w:w="2830" w:type="dxa"/>
+            <w:vAlign w:val="center"/>
+          </w:tcPr>
+          <w:p>
+            <w:pPr>
+              <w:pStyle w:val="TextoTablas"/>
+              <w:spacing w:before="0" w:after="0" w:line="360" w:lineRule="auto"/>
+              <w:rPr>
+                <w:b/>
+                <w:bCs/>
+                <w:sz w:val="28"/>
+                <w:szCs w:val="28"/>
+              </w:rPr>
+            </w:pPr>
+            <w:r>
+              <w:rPr>
+                <w:b/>
+                <w:bCs/>
+                <w:sz w:val="28"/>
+                <w:szCs w:val="28"/>
+              </w:rPr>
+              <w:t>Pedro Alonso Bolivar González</w:t>
+            </w:r>
+          </w:p>
+        </w:tc>
+        <w:tc>
+          <w:tcPr>
+            <w:tcW w:w="3402" w:type="dxa"/>
+          </w:tcPr>
+          <w:p>
+            <w:pPr>
+              <w:pStyle w:val="TextoTablas"/>
+              <w:spacing w:before="0" w:after="0" w:line="360" w:lineRule="auto"/>
+              <w:rPr>
+                <w:sz w:val="28"/>
+                <w:szCs w:val="28"/>
+              </w:rPr>
+            </w:pPr>
+            <w:r>
+              <w:rPr>
+                <w:sz w:val="28"/>
+                <w:szCs w:val="28"/>
+              </w:rPr>
+              <w:t xml:space="preserve">Desarrollador </w:t>
+            </w:r>
+            <w:r>
+              <w:rPr>
+                <w:rStyle w:val="Extranjerismo"/>
+                <w:sz w:val="28"/>
+                <w:szCs w:val="28"/>
+              </w:rPr>
+              <w:t>full stack</w:t>
+            </w:r>
+          </w:p>
+        </w:tc>
+        <w:tc>
+          <w:tcPr>
+            <w:tcW w:w="3828" w:type="dxa"/>
+          </w:tcPr>
+          <w:p>
+            <w:pPr>
+              <w:pStyle w:val="TextoTablas"/>
+              <w:spacing w:before="0" w:after="0" w:line="360" w:lineRule="auto"/>
+              <w:rPr>
+                <w:sz w:val="28"/>
+                <w:szCs w:val="28"/>
+              </w:rPr>
+            </w:pPr>
+            <w:r>
+              <w:rPr>
+                <w:sz w:val="28"/>
+                <w:szCs w:val="28"/>
+              </w:rPr>
+              <w:t>Centro Agroturístico - Regional Santander</w:t>
+            </w:r>
+          </w:p>
+        </w:tc>
+      </w:tr>
+      <w:tr>
+        <w:trPr>
+          <w:cnfStyle w:val="000000100000" w:firstRow="0" w:lastRow="0" w:firstColumn="0" w:lastColumn="0" w:oddVBand="0" w:evenVBand="0" w:oddHBand="1" w:evenHBand="0" w:firstRowFirstColumn="0" w:firstRowLastColumn="0" w:lastRowFirstColumn="0" w:lastRowLastColumn="0"/>
+        </w:trPr>
+        <w:tc>
+          <w:tcPr>
+            <w:tcW w:w="2830" w:type="dxa"/>
+            <w:vAlign w:val="center"/>
+          </w:tcPr>
+          <w:p>
+            <w:pPr>
+              <w:pStyle w:val="TextoTablas"/>
+              <w:spacing w:before="0" w:after="0" w:line="360" w:lineRule="auto"/>
+              <w:rPr>
+                <w:b/>
+                <w:bCs/>
+                <w:sz w:val="28"/>
+                <w:szCs w:val="28"/>
+              </w:rPr>
+            </w:pPr>
+            <w:r>
+              <w:rPr>
+                <w:b/>
+                <w:bCs/>
+                <w:sz w:val="28"/>
+                <w:szCs w:val="28"/>
+              </w:rPr>
+              <w:t>María Alejandra Vera Briceño</w:t>
+            </w:r>
+          </w:p>
+        </w:tc>
+        <w:tc>
+          <w:tcPr>
+            <w:tcW w:w="3402" w:type="dxa"/>
+          </w:tcPr>
+          <w:p>
+            <w:pPr>
+              <w:pStyle w:val="TextoTablas"/>
+              <w:spacing w:before="0" w:after="0" w:line="360" w:lineRule="auto"/>
+              <w:rPr>
+                <w:sz w:val="28"/>
+                <w:szCs w:val="28"/>
+              </w:rPr>
+            </w:pPr>
+            <w:r>
+              <w:rPr>
+                <w:sz w:val="28"/>
+                <w:szCs w:val="28"/>
+              </w:rPr>
+              <w:t>Animador</w:t>
+            </w:r>
+            <w:r>
+              <w:rPr>
+                <w:sz w:val="28"/>
+                <w:szCs w:val="28"/>
+              </w:rPr>
+              <w:t>a</w:t>
+            </w:r>
+            <w:r>
+              <w:rPr>
+                <w:sz w:val="28"/>
+                <w:szCs w:val="28"/>
+              </w:rPr>
+              <w:t xml:space="preserve"> y productor</w:t>
+            </w:r>
+            <w:r>
+              <w:rPr>
+                <w:sz w:val="28"/>
+                <w:szCs w:val="28"/>
+              </w:rPr>
+              <w:t>a</w:t>
+            </w:r>
+            <w:r>
+              <w:rPr>
+                <w:sz w:val="28"/>
+                <w:szCs w:val="28"/>
+              </w:rPr>
+              <w:t xml:space="preserve"> audiovisual</w:t>
+            </w:r>
+          </w:p>
+        </w:tc>
+        <w:tc>
+          <w:tcPr>
+            <w:tcW w:w="3828" w:type="dxa"/>
+          </w:tcPr>
+          <w:p>
+            <w:pPr>
+              <w:pStyle w:val="TextoTablas"/>
+              <w:spacing w:before="0" w:after="0" w:line="360" w:lineRule="auto"/>
+              <w:rPr>
+                <w:sz w:val="28"/>
+                <w:szCs w:val="28"/>
+              </w:rPr>
+            </w:pPr>
+            <w:r>
+              <w:rPr>
+                <w:sz w:val="28"/>
+                <w:szCs w:val="28"/>
+              </w:rPr>
+              <w:t>Centro Agroturístico - Regional Santander</w:t>
+            </w:r>
+          </w:p>
+        </w:tc>
+      </w:tr>
+      <w:tr>
+        <w:tc>
+          <w:tcPr>
+            <w:tcW w:w="2830" w:type="dxa"/>
+            <w:vAlign w:val="center"/>
+          </w:tcPr>
+          <w:p>
+            <w:pPr>
+              <w:pStyle w:val="TextoTablas"/>
+              <w:spacing w:before="0" w:after="0" w:line="360" w:lineRule="auto"/>
+              <w:rPr>
+                <w:b/>
+                <w:bCs/>
+                <w:sz w:val="28"/>
+                <w:szCs w:val="28"/>
+              </w:rPr>
+            </w:pPr>
+            <w:r>
+              <w:rPr>
+                <w:b/>
+                <w:bCs/>
+                <w:sz w:val="28"/>
+                <w:szCs w:val="28"/>
+              </w:rPr>
+              <w:t>Yineth Ibette González Quintero</w:t>
+            </w:r>
+          </w:p>
+        </w:tc>
+        <w:tc>
+          <w:tcPr>
+            <w:tcW w:w="3402" w:type="dxa"/>
+          </w:tcPr>
+          <w:p>
+            <w:pPr>
+              <w:pStyle w:val="TextoTablas"/>
+              <w:spacing w:before="0" w:after="0" w:line="360" w:lineRule="auto"/>
+              <w:rPr>
+                <w:sz w:val="28"/>
+                <w:szCs w:val="28"/>
+              </w:rPr>
+            </w:pPr>
+            <w:r>
+              <w:rPr>
+                <w:sz w:val="28"/>
+                <w:szCs w:val="28"/>
+              </w:rPr>
+              <w:t>Validadora y vinculadora de recursos educativos digitales</w:t>
+            </w:r>
+          </w:p>
+        </w:tc>
+        <w:tc>
+          <w:tcPr>
+            <w:tcW w:w="3828" w:type="dxa"/>
+          </w:tcPr>
+          <w:p>
+            <w:pPr>
+              <w:pStyle w:val="TextoTablas"/>
+              <w:spacing w:before="0" w:after="0" w:line="360" w:lineRule="auto"/>
+              <w:rPr>
+                <w:sz w:val="28"/>
+                <w:szCs w:val="28"/>
+              </w:rPr>
+            </w:pPr>
+            <w:r>
+              <w:rPr>
+                <w:sz w:val="28"/>
+                <w:szCs w:val="28"/>
+              </w:rPr>
+              <w:t>Centro Agroturístico - Regional Santander</w:t>
+            </w:r>
+          </w:p>
+        </w:tc>
+      </w:tr>
+      <w:tr>
+        <w:trPr>
+          <w:cnfStyle w:val="000000100000" w:firstRow="0" w:lastRow="0" w:firstColumn="0" w:lastColumn="0" w:oddVBand="0" w:evenVBand="0" w:oddHBand="1" w:evenHBand="0" w:firstRowFirstColumn="0" w:firstRowLastColumn="0" w:lastRowFirstColumn="0" w:lastRowLastColumn="0"/>
+        </w:trPr>
+        <w:tc>
+          <w:tcPr>
+            <w:tcW w:w="2830" w:type="dxa"/>
+          </w:tcPr>
+          <w:p>
+            <w:pPr>
+              <w:pStyle w:val="TextoTablas"/>
+              <w:spacing w:before="0" w:after="0" w:line="360" w:lineRule="auto"/>
+              <w:rPr>
+                <w:b/>
+                <w:bCs/>
+                <w:sz w:val="28"/>
+                <w:szCs w:val="28"/>
+              </w:rPr>
+            </w:pPr>
+            <w:r>
+              <w:rPr>
+                <w:b/>
+                <w:bCs/>
+                <w:sz w:val="28"/>
+                <w:szCs w:val="28"/>
+              </w:rPr>
+              <w:t>Sandra Liliana Cristancho Cruz</w:t>
+            </w:r>
+          </w:p>
+        </w:tc>
+        <w:tc>
+          <w:tcPr>
+            <w:tcW w:w="3402" w:type="dxa"/>
+          </w:tcPr>
+          <w:p>
+            <w:pPr>
+              <w:pStyle w:val="TextoTablas"/>
+              <w:spacing w:before="0" w:after="0" w:line="360" w:lineRule="auto"/>
+              <w:rPr>
+                <w:sz w:val="28"/>
+                <w:szCs w:val="28"/>
+              </w:rPr>
+            </w:pPr>
+            <w:r>
+              <w:rPr>
+                <w:sz w:val="28"/>
+                <w:szCs w:val="28"/>
+              </w:rPr>
+              <w:t>Evaluadora de contenidos inclusivos y accesibles</w:t>
+            </w:r>
+          </w:p>
+        </w:tc>
+        <w:tc>
+          <w:tcPr>
+            <w:tcW w:w="3828" w:type="dxa"/>
+          </w:tcPr>
+          <w:p>
+            <w:pPr>
+              <w:pStyle w:val="TextoTablas"/>
+              <w:spacing w:before="0" w:after="0" w:line="360" w:lineRule="auto"/>
+              <w:rPr>
+                <w:sz w:val="28"/>
+                <w:szCs w:val="28"/>
+              </w:rPr>
+            </w:pPr>
+            <w:r>
+              <w:rPr>
+                <w:sz w:val="28"/>
                 <w:szCs w:val="28"/>
               </w:rPr>
               <w:t>Centro Agroturístico - Regional Santander</w:t>
@@ -11288,576 +11663,6 @@
         <w:rPr>
           <w:b/>
           <w:bCs/>
-        </w:rPr>
-      </w:pPr>
-      <w:r>
-        <w:rPr>
-          <w:b/>
-          <w:bCs/>
-        </w:rPr>
-        <w:t>Diseño y desarrollo de recursos educativos digitales</w:t>
-      </w:r>
-    </w:p>
-    <w:tbl>
-      <w:tblPr>
-        <w:tblW w:w="9634" w:type="dxa"/>
-        <w:tblBorders>
-          <w:top w:val="single" w:sz="4" w:space="0" w:color="D9D9D9"/>
-          <w:left w:val="single" w:sz="4" w:space="0" w:color="D9D9D9"/>
-          <w:bottom w:val="single" w:sz="4" w:space="0" w:color="D9D9D9"/>
-          <w:right w:val="single" w:sz="4" w:space="0" w:color="D9D9D9"/>
-          <w:insideH w:val="single" w:sz="4" w:space="0" w:color="D9D9D9"/>
-          <w:insideV w:val="single" w:sz="4" w:space="0" w:color="D9D9D9"/>
-        </w:tblBorders>
-        <w:tblLayout w:type="fixed"/>
-        <w:tblLook w:val="04A0" w:firstRow="1" w:lastRow="0" w:firstColumn="1" w:lastColumn="0" w:noHBand="0" w:noVBand="1"/>
-      </w:tblPr>
-      <w:tblGrid>
-        <w:gridCol w:w="2583"/>
-        <w:gridCol w:w="2941"/>
-        <w:gridCol w:w="4110"/>
-      </w:tblGrid>
-      <w:tr>
-        <w:trPr>
-          <w:trHeight w:val="283"/>
-          <w:tblHeader/>
-        </w:trPr>
-        <w:tc>
-          <w:tcPr>
-            <w:tcW w:w="2583" w:type="dxa"/>
-            <w:shd w:val="clear" w:color="auto" w:fill="BFBFBF" w:themeFill="background1" w:themeFillShade="BF"/>
-          </w:tcPr>
-          <w:p>
-            <w:pPr>
-              <w:spacing w:before="0" w:after="0"/>
-              <w:jc w:val="center"/>
-              <w:rPr>
-                <w:b/>
-                <w:lang w:val="es-ES_tradnl" w:eastAsia="es-CO"/>
-              </w:rPr>
-            </w:pPr>
-            <w:r>
-              <w:rPr>
-                <w:b/>
-                <w:lang w:val="es-ES_tradnl" w:eastAsia="es-CO"/>
-              </w:rPr>
-              <w:t>Nombre</w:t>
-            </w:r>
-          </w:p>
-        </w:tc>
-        <w:tc>
-          <w:tcPr>
-            <w:tcW w:w="2941" w:type="dxa"/>
-            <w:shd w:val="clear" w:color="auto" w:fill="BFBFBF" w:themeFill="background1" w:themeFillShade="BF"/>
-          </w:tcPr>
-          <w:p>
-            <w:pPr>
-              <w:spacing w:before="0" w:after="0"/>
-              <w:jc w:val="center"/>
-              <w:rPr>
-                <w:b/>
-                <w:lang w:val="es-ES_tradnl" w:eastAsia="es-CO"/>
-              </w:rPr>
-            </w:pPr>
-            <w:r>
-              <w:rPr>
-                <w:b/>
-                <w:lang w:val="es-ES_tradnl" w:eastAsia="es-CO"/>
-              </w:rPr>
-              <w:t>Cargo</w:t>
-            </w:r>
-          </w:p>
-        </w:tc>
-        <w:tc>
-          <w:tcPr>
-            <w:tcW w:w="4110" w:type="dxa"/>
-            <w:shd w:val="clear" w:color="auto" w:fill="BFBFBF" w:themeFill="background1" w:themeFillShade="BF"/>
-          </w:tcPr>
-          <w:p>
-            <w:pPr>
-              <w:spacing w:before="0" w:after="0"/>
-              <w:ind w:firstLine="0"/>
-              <w:jc w:val="center"/>
-              <w:rPr>
-                <w:b/>
-                <w:lang w:val="es-ES_tradnl" w:eastAsia="es-CO"/>
-              </w:rPr>
-            </w:pPr>
-            <w:r>
-              <w:rPr>
-                <w:b/>
-                <w:lang w:val="es-ES_tradnl" w:eastAsia="es-CO"/>
-              </w:rPr>
-              <w:t>Centro de Formación y Regional</w:t>
-            </w:r>
-          </w:p>
-        </w:tc>
-      </w:tr>
-      <w:tr>
-        <w:trPr>
-          <w:trHeight w:val="526"/>
-        </w:trPr>
-        <w:tc>
-          <w:tcPr>
-            <w:tcW w:w="2583" w:type="dxa"/>
-            <w:shd w:val="clear" w:color="auto" w:fill="F2F2F2" w:themeFill="background1" w:themeFillShade="F2"/>
-          </w:tcPr>
-          <w:p>
-            <w:pPr>
-              <w:spacing w:before="0" w:after="0"/>
-              <w:ind w:firstLine="0"/>
-              <w:rPr>
-                <w:rFonts w:asciiTheme="minorHAnsi" w:hAnsiTheme="minorHAnsi" w:cstheme="minorHAnsi"/>
-                <w:bCs/>
-                <w:sz w:val="24"/>
-                <w:szCs w:val="24"/>
-                <w:lang w:val="es-ES" w:eastAsia="es-CO"/>
-              </w:rPr>
-            </w:pPr>
-            <w:r>
-              <w:t>Edison Eduardo Mantilla Cuadros</w:t>
-            </w:r>
-          </w:p>
-        </w:tc>
-        <w:tc>
-          <w:tcPr>
-            <w:tcW w:w="2941" w:type="dxa"/>
-            <w:shd w:val="clear" w:color="auto" w:fill="F2F2F2" w:themeFill="background1" w:themeFillShade="F2"/>
-          </w:tcPr>
-          <w:p>
-            <w:pPr>
-              <w:spacing w:before="0" w:after="0"/>
-              <w:ind w:firstLine="0"/>
-              <w:rPr>
-                <w:rFonts w:asciiTheme="minorHAnsi" w:hAnsiTheme="minorHAnsi" w:cstheme="minorHAnsi"/>
-                <w:bCs/>
-                <w:sz w:val="24"/>
-                <w:szCs w:val="24"/>
-                <w:lang w:val="es-ES_tradnl" w:eastAsia="es-CO"/>
-              </w:rPr>
-            </w:pPr>
-            <w:r>
-              <w:t>Diseñador de contenidos</w:t>
-            </w:r>
-          </w:p>
-        </w:tc>
-        <w:tc>
-          <w:tcPr>
-            <w:tcW w:w="4110" w:type="dxa"/>
-            <w:shd w:val="clear" w:color="auto" w:fill="F2F2F2" w:themeFill="background1" w:themeFillShade="F2"/>
-          </w:tcPr>
-          <w:p>
-            <w:pPr>
-              <w:spacing w:before="0" w:after="0"/>
-              <w:ind w:firstLine="0"/>
-              <w:rPr>
-                <w:rFonts w:asciiTheme="minorHAnsi" w:hAnsiTheme="minorHAnsi" w:cstheme="minorHAnsi"/>
-                <w:bCs/>
-                <w:sz w:val="24"/>
-                <w:szCs w:val="24"/>
-                <w:lang w:val="es-ES_tradnl" w:eastAsia="es-CO"/>
-              </w:rPr>
-            </w:pPr>
-            <w:r>
-              <w:t>Centro Agroturístico - Regional Santander</w:t>
-            </w:r>
-          </w:p>
-        </w:tc>
-      </w:tr>
-      <w:tr>
-        <w:trPr>
-          <w:trHeight w:val="505"/>
-        </w:trPr>
-        <w:tc>
-          <w:tcPr>
-            <w:tcW w:w="2583" w:type="dxa"/>
-          </w:tcPr>
-          <w:p>
-            <w:pPr>
-              <w:spacing w:before="0" w:after="0"/>
-              <w:ind w:firstLine="0"/>
-              <w:rPr>
-                <w:rFonts w:asciiTheme="minorHAnsi" w:hAnsiTheme="minorHAnsi" w:cstheme="minorHAnsi"/>
-                <w:bCs/>
-                <w:sz w:val="24"/>
-                <w:szCs w:val="24"/>
-                <w:lang w:val="es-ES" w:eastAsia="es-CO"/>
-              </w:rPr>
-            </w:pPr>
-            <w:r>
-              <w:t>Pedro Alonso Bolivar González</w:t>
-            </w:r>
-          </w:p>
-        </w:tc>
-        <w:tc>
-          <w:tcPr>
-            <w:tcW w:w="2941" w:type="dxa"/>
-          </w:tcPr>
-          <w:p>
-            <w:pPr>
-              <w:spacing w:before="0" w:after="0"/>
-              <w:ind w:firstLine="0"/>
-              <w:rPr>
-                <w:rFonts w:asciiTheme="minorHAnsi" w:hAnsiTheme="minorHAnsi" w:cstheme="minorHAnsi"/>
-                <w:bCs/>
-                <w:sz w:val="24"/>
-                <w:szCs w:val="24"/>
-                <w:lang w:val="es-ES_tradnl" w:eastAsia="es-CO"/>
-              </w:rPr>
-            </w:pPr>
-            <w:r>
-              <w:t>Desarrollador full stack</w:t>
-            </w:r>
-          </w:p>
-        </w:tc>
-        <w:tc>
-          <w:tcPr>
-            <w:tcW w:w="4110" w:type="dxa"/>
-          </w:tcPr>
-          <w:p>
-            <w:pPr>
-              <w:spacing w:before="0" w:after="0"/>
-              <w:ind w:firstLine="0"/>
-              <w:rPr>
-                <w:rFonts w:asciiTheme="minorHAnsi" w:hAnsiTheme="minorHAnsi" w:cstheme="minorHAnsi"/>
-                <w:bCs/>
-                <w:sz w:val="24"/>
-                <w:szCs w:val="24"/>
-                <w:lang w:val="es-ES_tradnl" w:eastAsia="es-CO"/>
-              </w:rPr>
-            </w:pPr>
-            <w:r>
-              <w:t>Centro Agroturístico - Regional Santander</w:t>
-            </w:r>
-          </w:p>
-        </w:tc>
-      </w:tr>
-      <w:tr>
-        <w:trPr>
-          <w:trHeight w:val="505"/>
-        </w:trPr>
-        <w:tc>
-          <w:tcPr>
-            <w:tcW w:w="2583" w:type="dxa"/>
-          </w:tcPr>
-          <w:p>
-            <w:pPr>
-              <w:ind w:firstLine="0"/>
-              <w:rPr>
-                <w:bCs/>
-                <w:lang w:val="es-ES_tradnl" w:eastAsia="es-CO"/>
-              </w:rPr>
-            </w:pPr>
-            <w:r>
-              <w:lastRenderedPageBreak/>
-              <w:t>María Alejandra Vera Briceño</w:t>
-            </w:r>
-          </w:p>
-        </w:tc>
-        <w:tc>
-          <w:tcPr>
-            <w:tcW w:w="2941" w:type="dxa"/>
-          </w:tcPr>
-          <w:p>
-            <w:pPr>
-              <w:ind w:firstLine="0"/>
-              <w:rPr>
-                <w:bCs/>
-                <w:lang w:val="es-ES_tradnl" w:eastAsia="es-CO"/>
-              </w:rPr>
-            </w:pPr>
-            <w:r>
-              <w:t>Animadora y productora audiovisual</w:t>
-            </w:r>
-          </w:p>
-        </w:tc>
-        <w:tc>
-          <w:tcPr>
-            <w:tcW w:w="4110" w:type="dxa"/>
-          </w:tcPr>
-          <w:p>
-            <w:pPr>
-              <w:ind w:firstLine="0"/>
-              <w:rPr>
-                <w:bCs/>
-                <w:lang w:val="es-ES_tradnl" w:eastAsia="es-CO"/>
-              </w:rPr>
-            </w:pPr>
-            <w:r>
-              <w:t>Centro Agroturístico - Regional Santande</w:t>
-            </w:r>
-            <w:r>
-              <w:t>r</w:t>
-            </w:r>
-          </w:p>
-        </w:tc>
-      </w:tr>
-    </w:tbl>
-    <w:p>
-      <w:pPr>
-        <w:spacing w:before="100" w:beforeAutospacing="1"/>
-        <w:rPr>
-          <w:b/>
-          <w:bCs/>
-        </w:rPr>
-      </w:pPr>
-      <w:r>
-        <w:rPr>
-          <w:b/>
-          <w:bCs/>
-        </w:rPr>
-        <w:t>Validación recurso educativo digital</w:t>
-      </w:r>
-    </w:p>
-    <w:tbl>
-      <w:tblPr>
-        <w:tblW w:w="9634" w:type="dxa"/>
-        <w:tblBorders>
-          <w:top w:val="single" w:sz="4" w:space="0" w:color="D9D9D9"/>
-          <w:left w:val="single" w:sz="4" w:space="0" w:color="D9D9D9"/>
-          <w:bottom w:val="single" w:sz="4" w:space="0" w:color="D9D9D9"/>
-          <w:right w:val="single" w:sz="4" w:space="0" w:color="D9D9D9"/>
-          <w:insideH w:val="single" w:sz="4" w:space="0" w:color="D9D9D9"/>
-          <w:insideV w:val="single" w:sz="4" w:space="0" w:color="D9D9D9"/>
-        </w:tblBorders>
-        <w:tblLayout w:type="fixed"/>
-        <w:tblLook w:val="04A0" w:firstRow="1" w:lastRow="0" w:firstColumn="1" w:lastColumn="0" w:noHBand="0" w:noVBand="1"/>
-      </w:tblPr>
-      <w:tblGrid>
-        <w:gridCol w:w="2583"/>
-        <w:gridCol w:w="2941"/>
-        <w:gridCol w:w="4110"/>
-      </w:tblGrid>
-      <w:tr>
-        <w:trPr>
-          <w:trHeight w:val="283"/>
-          <w:tblHeader/>
-        </w:trPr>
-        <w:tc>
-          <w:tcPr>
-            <w:tcW w:w="2583" w:type="dxa"/>
-            <w:shd w:val="clear" w:color="auto" w:fill="BFBFBF" w:themeFill="background1" w:themeFillShade="BF"/>
-          </w:tcPr>
-          <w:p>
-            <w:pPr>
-              <w:spacing w:before="0" w:after="0"/>
-              <w:jc w:val="center"/>
-              <w:rPr>
-                <w:b/>
-                <w:lang w:val="es-ES_tradnl" w:eastAsia="es-CO"/>
-              </w:rPr>
-            </w:pPr>
-            <w:r>
-              <w:rPr>
-                <w:b/>
-                <w:lang w:val="es-ES_tradnl" w:eastAsia="es-CO"/>
-              </w:rPr>
-              <w:t>Nombre</w:t>
-            </w:r>
-          </w:p>
-        </w:tc>
-        <w:tc>
-          <w:tcPr>
-            <w:tcW w:w="2941" w:type="dxa"/>
-            <w:shd w:val="clear" w:color="auto" w:fill="BFBFBF" w:themeFill="background1" w:themeFillShade="BF"/>
-          </w:tcPr>
-          <w:p>
-            <w:pPr>
-              <w:spacing w:before="0" w:after="0"/>
-              <w:jc w:val="center"/>
-              <w:rPr>
-                <w:b/>
-                <w:lang w:val="es-ES_tradnl" w:eastAsia="es-CO"/>
-              </w:rPr>
-            </w:pPr>
-            <w:r>
-              <w:rPr>
-                <w:b/>
-                <w:lang w:val="es-ES_tradnl" w:eastAsia="es-CO"/>
-              </w:rPr>
-              <w:t>Cargo</w:t>
-            </w:r>
-          </w:p>
-        </w:tc>
-        <w:tc>
-          <w:tcPr>
-            <w:tcW w:w="4110" w:type="dxa"/>
-            <w:shd w:val="clear" w:color="auto" w:fill="BFBFBF" w:themeFill="background1" w:themeFillShade="BF"/>
-          </w:tcPr>
-          <w:p>
-            <w:pPr>
-              <w:spacing w:before="0" w:after="0"/>
-              <w:ind w:firstLine="0"/>
-              <w:jc w:val="center"/>
-              <w:rPr>
-                <w:b/>
-                <w:lang w:val="es-ES_tradnl" w:eastAsia="es-CO"/>
-              </w:rPr>
-            </w:pPr>
-            <w:r>
-              <w:rPr>
-                <w:b/>
-                <w:lang w:val="es-ES_tradnl" w:eastAsia="es-CO"/>
-              </w:rPr>
-              <w:t>Centro de Formación y Regional</w:t>
-            </w:r>
-          </w:p>
-        </w:tc>
-      </w:tr>
-      <w:tr>
-        <w:trPr>
-          <w:trHeight w:val="526"/>
-        </w:trPr>
-        <w:tc>
-          <w:tcPr>
-            <w:tcW w:w="2583" w:type="dxa"/>
-            <w:shd w:val="clear" w:color="auto" w:fill="F2F2F2" w:themeFill="background1" w:themeFillShade="F2"/>
-            <w:vAlign w:val="center"/>
-          </w:tcPr>
-          <w:p>
-            <w:pPr>
-              <w:spacing w:before="0" w:after="0"/>
-              <w:ind w:firstLine="0"/>
-              <w:rPr>
-                <w:rFonts w:asciiTheme="minorHAnsi" w:hAnsiTheme="minorHAnsi" w:cstheme="minorHAnsi"/>
-                <w:bCs/>
-                <w:sz w:val="24"/>
-                <w:szCs w:val="24"/>
-                <w:lang w:val="es-ES" w:eastAsia="es-CO"/>
-              </w:rPr>
-            </w:pPr>
-            <w:r>
-              <w:rPr>
-                <w:b/>
-                <w:bCs/>
-              </w:rPr>
-              <w:t>Yineth Ibette González Quintero</w:t>
-            </w:r>
-          </w:p>
-        </w:tc>
-        <w:tc>
-          <w:tcPr>
-            <w:tcW w:w="2941" w:type="dxa"/>
-            <w:shd w:val="clear" w:color="auto" w:fill="F2F2F2" w:themeFill="background1" w:themeFillShade="F2"/>
-            <w:vAlign w:val="center"/>
-          </w:tcPr>
-          <w:p>
-            <w:pPr>
-              <w:spacing w:before="0" w:after="0"/>
-              <w:ind w:firstLine="0"/>
-              <w:rPr>
-                <w:rFonts w:asciiTheme="minorHAnsi" w:hAnsiTheme="minorHAnsi" w:cstheme="minorHAnsi"/>
-                <w:sz w:val="24"/>
-                <w:szCs w:val="24"/>
-                <w:lang w:val="es-ES_tradnl" w:eastAsia="es-CO"/>
-              </w:rPr>
-            </w:pPr>
-            <w:r>
-              <w:t>Validadora y vinculadora de recursos educativos digitales</w:t>
-            </w:r>
-          </w:p>
-        </w:tc>
-        <w:tc>
-          <w:tcPr>
-            <w:tcW w:w="4110" w:type="dxa"/>
-            <w:shd w:val="clear" w:color="auto" w:fill="F2F2F2" w:themeFill="background1" w:themeFillShade="F2"/>
-            <w:vAlign w:val="center"/>
-          </w:tcPr>
-          <w:p>
-            <w:pPr>
-              <w:spacing w:before="0" w:after="0"/>
-              <w:ind w:firstLine="0"/>
-              <w:rPr>
-                <w:rFonts w:asciiTheme="minorHAnsi" w:hAnsiTheme="minorHAnsi" w:cstheme="minorHAnsi"/>
-                <w:sz w:val="24"/>
-                <w:szCs w:val="24"/>
-                <w:lang w:val="es-ES_tradnl" w:eastAsia="es-CO"/>
-              </w:rPr>
-            </w:pPr>
-            <w:r>
-              <w:t>Centro Agroturístico - Regional Santander</w:t>
-            </w:r>
-          </w:p>
-        </w:tc>
-      </w:tr>
-      <w:tr>
-        <w:trPr>
-          <w:trHeight w:val="505"/>
-        </w:trPr>
-        <w:tc>
-          <w:tcPr>
-            <w:tcW w:w="2583" w:type="dxa"/>
-            <w:vAlign w:val="center"/>
-          </w:tcPr>
-          <w:p>
-            <w:pPr>
-              <w:spacing w:before="0" w:after="0"/>
-              <w:ind w:firstLine="0"/>
-              <w:rPr>
-                <w:rFonts w:asciiTheme="minorHAnsi" w:hAnsiTheme="minorHAnsi" w:cstheme="minorHAnsi"/>
-                <w:bCs/>
-                <w:sz w:val="24"/>
-                <w:szCs w:val="24"/>
-                <w:lang w:val="es-ES" w:eastAsia="es-CO"/>
-              </w:rPr>
-            </w:pPr>
-            <w:r>
-              <w:rPr>
-                <w:b/>
-                <w:bCs/>
-              </w:rPr>
-              <w:t>Sandra Liliana Cristancho Cruz</w:t>
-            </w:r>
-          </w:p>
-        </w:tc>
-        <w:tc>
-          <w:tcPr>
-            <w:tcW w:w="2941" w:type="dxa"/>
-            <w:vAlign w:val="center"/>
-          </w:tcPr>
-          <w:p>
-            <w:pPr>
-              <w:spacing w:before="0" w:after="0"/>
-              <w:ind w:firstLine="0"/>
-              <w:rPr>
-                <w:rFonts w:asciiTheme="minorHAnsi" w:hAnsiTheme="minorHAnsi" w:cstheme="minorHAnsi"/>
-                <w:sz w:val="24"/>
-                <w:szCs w:val="24"/>
-                <w:lang w:val="es-ES_tradnl" w:eastAsia="es-CO"/>
-              </w:rPr>
-            </w:pPr>
-            <w:r>
-              <w:t>Evaluadora para contenidos inclusivos y accesibles</w:t>
-            </w:r>
-          </w:p>
-        </w:tc>
-        <w:tc>
-          <w:tcPr>
-            <w:tcW w:w="4110" w:type="dxa"/>
-            <w:vAlign w:val="center"/>
-          </w:tcPr>
-          <w:p>
-            <w:pPr>
-              <w:spacing w:before="0" w:after="0"/>
-              <w:ind w:firstLine="0"/>
-              <w:rPr>
-                <w:rFonts w:asciiTheme="minorHAnsi" w:hAnsiTheme="minorHAnsi" w:cstheme="minorHAnsi"/>
-                <w:sz w:val="24"/>
-                <w:szCs w:val="24"/>
-                <w:lang w:val="es-ES_tradnl" w:eastAsia="es-CO"/>
-              </w:rPr>
-            </w:pPr>
-            <w:r>
-              <w:t>Centro Agroturístico - Regional Santander</w:t>
-            </w:r>
-          </w:p>
-        </w:tc>
-      </w:tr>
-    </w:tbl>
-    <w:p>
-      <w:pPr>
-        <w:rPr>
-          <w:lang w:eastAsia="es-CO"/>
         </w:rPr>
       </w:pPr>
     </w:p>
@@ -12592,7 +12397,7 @@
   <w:abstractNum w:abstractNumId="5" w15:restartNumberingAfterBreak="0">
     <w:nsid w:val="0545694A"/>
     <w:multiLevelType w:val="hybridMultilevel"/>
-    <w:tmpl w:val="1460EF96"/>
+    <w:tmpl w:val="24CC2EDE"/>
     <w:lvl w:ilvl="0" w:tplc="240A0001">
       <w:start w:val="1"/>
       <w:numFmt w:val="bullet"/>
@@ -18066,6 +17871,119 @@
     </w:lvl>
   </w:abstractNum>
   <w:abstractNum w:abstractNumId="55" w15:restartNumberingAfterBreak="0">
+    <w:nsid w:val="7B5B2410"/>
+    <w:multiLevelType w:val="hybridMultilevel"/>
+    <w:tmpl w:val="57BAD5C6"/>
+    <w:lvl w:ilvl="0" w:tplc="240A0017">
+      <w:start w:val="1"/>
+      <w:numFmt w:val="lowerLetter"/>
+      <w:lvlText w:val="%1)"/>
+      <w:lvlJc w:val="left"/>
+      <w:pPr>
+        <w:ind w:left="720" w:hanging="360"/>
+      </w:pPr>
+      <w:rPr>
+        <w:rFonts w:hint="default"/>
+      </w:rPr>
+    </w:lvl>
+    <w:lvl w:ilvl="1" w:tplc="FFFFFFFF" w:tentative="1">
+      <w:start w:val="1"/>
+      <w:numFmt w:val="bullet"/>
+      <w:lvlText w:val="o"/>
+      <w:lvlJc w:val="left"/>
+      <w:pPr>
+        <w:ind w:left="1440" w:hanging="360"/>
+      </w:pPr>
+      <w:rPr>
+        <w:rFonts w:ascii="Courier New" w:hAnsi="Courier New" w:cs="Courier New" w:hint="default"/>
+      </w:rPr>
+    </w:lvl>
+    <w:lvl w:ilvl="2" w:tplc="FFFFFFFF" w:tentative="1">
+      <w:start w:val="1"/>
+      <w:numFmt w:val="bullet"/>
+      <w:lvlText w:val=""/>
+      <w:lvlJc w:val="left"/>
+      <w:pPr>
+        <w:ind w:left="2160" w:hanging="360"/>
+      </w:pPr>
+      <w:rPr>
+        <w:rFonts w:ascii="Wingdings" w:hAnsi="Wingdings" w:hint="default"/>
+      </w:rPr>
+    </w:lvl>
+    <w:lvl w:ilvl="3" w:tplc="FFFFFFFF" w:tentative="1">
+      <w:start w:val="1"/>
+      <w:numFmt w:val="bullet"/>
+      <w:lvlText w:val=""/>
+      <w:lvlJc w:val="left"/>
+      <w:pPr>
+        <w:ind w:left="2880" w:hanging="360"/>
+      </w:pPr>
+      <w:rPr>
+        <w:rFonts w:ascii="Symbol" w:hAnsi="Symbol" w:hint="default"/>
+      </w:rPr>
+    </w:lvl>
+    <w:lvl w:ilvl="4" w:tplc="FFFFFFFF" w:tentative="1">
+      <w:start w:val="1"/>
+      <w:numFmt w:val="bullet"/>
+      <w:lvlText w:val="o"/>
+      <w:lvlJc w:val="left"/>
+      <w:pPr>
+        <w:ind w:left="3600" w:hanging="360"/>
+      </w:pPr>
+      <w:rPr>
+        <w:rFonts w:ascii="Courier New" w:hAnsi="Courier New" w:cs="Courier New" w:hint="default"/>
+      </w:rPr>
+    </w:lvl>
+    <w:lvl w:ilvl="5" w:tplc="FFFFFFFF" w:tentative="1">
+      <w:start w:val="1"/>
+      <w:numFmt w:val="bullet"/>
+      <w:lvlText w:val=""/>
+      <w:lvlJc w:val="left"/>
+      <w:pPr>
+        <w:ind w:left="4320" w:hanging="360"/>
+      </w:pPr>
+      <w:rPr>
+        <w:rFonts w:ascii="Wingdings" w:hAnsi="Wingdings" w:hint="default"/>
+      </w:rPr>
+    </w:lvl>
+    <w:lvl w:ilvl="6" w:tplc="FFFFFFFF" w:tentative="1">
+      <w:start w:val="1"/>
+      <w:numFmt w:val="bullet"/>
+      <w:lvlText w:val=""/>
+      <w:lvlJc w:val="left"/>
+      <w:pPr>
+        <w:ind w:left="5040" w:hanging="360"/>
+      </w:pPr>
+      <w:rPr>
+        <w:rFonts w:ascii="Symbol" w:hAnsi="Symbol" w:hint="default"/>
+      </w:rPr>
+    </w:lvl>
+    <w:lvl w:ilvl="7" w:tplc="FFFFFFFF" w:tentative="1">
+      <w:start w:val="1"/>
+      <w:numFmt w:val="bullet"/>
+      <w:lvlText w:val="o"/>
+      <w:lvlJc w:val="left"/>
+      <w:pPr>
+        <w:ind w:left="5760" w:hanging="360"/>
+      </w:pPr>
+      <w:rPr>
+        <w:rFonts w:ascii="Courier New" w:hAnsi="Courier New" w:cs="Courier New" w:hint="default"/>
+      </w:rPr>
+    </w:lvl>
+    <w:lvl w:ilvl="8" w:tplc="FFFFFFFF" w:tentative="1">
+      <w:start w:val="1"/>
+      <w:numFmt w:val="bullet"/>
+      <w:lvlText w:val=""/>
+      <w:lvlJc w:val="left"/>
+      <w:pPr>
+        <w:ind w:left="6480" w:hanging="360"/>
+      </w:pPr>
+      <w:rPr>
+        <w:rFonts w:ascii="Wingdings" w:hAnsi="Wingdings" w:hint="default"/>
+      </w:rPr>
+    </w:lvl>
+  </w:abstractNum>
+  <w:abstractNum w:abstractNumId="56" w15:restartNumberingAfterBreak="0">
     <w:nsid w:val="7D656E8B"/>
     <w:multiLevelType w:val="hybridMultilevel"/>
     <w:tmpl w:val="7B9EC912"/>
@@ -18180,7 +18098,7 @@
       </w:rPr>
     </w:lvl>
   </w:abstractNum>
-  <w:abstractNum w:abstractNumId="56" w15:restartNumberingAfterBreak="0">
+  <w:abstractNum w:abstractNumId="57" w15:restartNumberingAfterBreak="0">
     <w:nsid w:val="7F966443"/>
     <w:multiLevelType w:val="hybridMultilevel"/>
     <w:tmpl w:val="A974491A"/>
@@ -18402,7 +18320,7 @@
     <w:abstractNumId w:val="17"/>
   </w:num>
   <w:num w:numId="37" w16cid:durableId="651911706">
-    <w:abstractNumId w:val="55"/>
+    <w:abstractNumId w:val="56"/>
   </w:num>
   <w:num w:numId="38" w16cid:durableId="1624311855">
     <w:abstractNumId w:val="41"/>
@@ -18450,7 +18368,7 @@
     <w:abstractNumId w:val="18"/>
   </w:num>
   <w:num w:numId="53" w16cid:durableId="1174295930">
-    <w:abstractNumId w:val="56"/>
+    <w:abstractNumId w:val="57"/>
   </w:num>
   <w:num w:numId="54" w16cid:durableId="606275312">
     <w:abstractNumId w:val="39"/>
@@ -18463,6 +18381,9 @@
   </w:num>
   <w:num w:numId="57" w16cid:durableId="1354115350">
     <w:abstractNumId w:val="50"/>
+  </w:num>
+  <w:num w:numId="58" w16cid:durableId="1035695125">
+    <w:abstractNumId w:val="55"/>
   </w:num>
   <w:numIdMacAtCleanup w:val="48"/>
 </w:numbering>
@@ -20350,15 +20271,6 @@
 </file>
 
 <file path=customXml/item1.xml><?xml version="1.0" encoding="utf-8"?>
-<?mso-contentType ?>
-<FormTemplates xmlns="http://schemas.microsoft.com/sharepoint/v3/contenttype/forms">
-  <Display>DocumentLibraryForm</Display>
-  <Edit>DocumentLibraryForm</Edit>
-  <New>DocumentLibraryForm</New>
-</FormTemplates>
-</file>
-
-<file path=customXml/item2.xml><?xml version="1.0" encoding="utf-8"?>
 <p:properties xmlns:p="http://schemas.microsoft.com/office/2006/metadata/properties" xmlns:xsi="http://www.w3.org/2001/XMLSchema-instance" xmlns:pc="http://schemas.microsoft.com/office/infopath/2007/PartnerControls">
   <documentManagement>
     <TaxCatchAll xmlns="285d351f-f218-493a-825f-85a9dfbde315" xsi:nil="true"/>
@@ -20369,11 +20281,16 @@
 </p:properties>
 </file>
 
-<file path=customXml/item3.xml><?xml version="1.0" encoding="utf-8"?>
-<b:Sources xmlns:b="http://schemas.openxmlformats.org/officeDocument/2006/bibliography" xmlns="http://schemas.openxmlformats.org/officeDocument/2006/bibliography" SelectedStyle="\APASixthEditionOfficeOnline.xsl" StyleName="APA" Version="6"/>
+<file path=customXml/item2.xml><?xml version="1.0" encoding="utf-8"?>
+<?mso-contentType ?>
+<FormTemplates xmlns="http://schemas.microsoft.com/sharepoint/v3/contenttype/forms">
+  <Display>DocumentLibraryForm</Display>
+  <Edit>DocumentLibraryForm</Edit>
+  <New>DocumentLibraryForm</New>
+</FormTemplates>
 </file>
 
-<file path=customXml/item4.xml><?xml version="1.0" encoding="utf-8"?>
+<file path=customXml/item3.xml><?xml version="1.0" encoding="utf-8"?>
 <ct:contentTypeSchema xmlns:ct="http://schemas.microsoft.com/office/2006/metadata/contentType" xmlns:ma="http://schemas.microsoft.com/office/2006/metadata/properties/metaAttributes" ct:_="" ma:_="" ma:contentTypeName="Documento" ma:contentTypeID="0x0101005D7421CBAB376F47AC1876466873BE0C" ma:contentTypeVersion="11" ma:contentTypeDescription="Crear nuevo documento." ma:contentTypeScope="" ma:versionID="f360f8b6fb6f4c8bd21c6a7e407e2e16">
   <xsd:schema xmlns:xsd="http://www.w3.org/2001/XMLSchema" xmlns:xs="http://www.w3.org/2001/XMLSchema" xmlns:p="http://schemas.microsoft.com/office/2006/metadata/properties" xmlns:ns2="55abea07-cd72-4a95-add0-1082a24cf9e9" xmlns:ns3="285d351f-f218-493a-825f-85a9dfbde315" targetNamespace="http://schemas.microsoft.com/office/2006/metadata/properties" ma:root="true" ma:fieldsID="45e32b76c8e436055369618aac27ad35" ns2:_="" ns3:_="">
     <xsd:import namespace="55abea07-cd72-4a95-add0-1082a24cf9e9"/>
@@ -20568,15 +20485,11 @@
 </ct:contentTypeSchema>
 </file>
 
-<file path=customXml/itemProps1.xml><?xml version="1.0" encoding="utf-8"?>
-<ds:datastoreItem xmlns:ds="http://schemas.openxmlformats.org/officeDocument/2006/customXml" ds:itemID="{91756AAB-0645-4FFC-990B-34BB6096B23B}">
-  <ds:schemaRefs>
-    <ds:schemaRef ds:uri="http://schemas.microsoft.com/sharepoint/v3/contenttype/forms"/>
-  </ds:schemaRefs>
-</ds:datastoreItem>
+<file path=customXml/item4.xml><?xml version="1.0" encoding="utf-8"?>
+<b:Sources xmlns:b="http://schemas.openxmlformats.org/officeDocument/2006/bibliography" xmlns="http://schemas.openxmlformats.org/officeDocument/2006/bibliography" SelectedStyle="\APASixthEditionOfficeOnline.xsl" StyleName="APA" Version="6"/>
 </file>
 
-<file path=customXml/itemProps2.xml><?xml version="1.0" encoding="utf-8"?>
+<file path=customXml/itemProps1.xml><?xml version="1.0" encoding="utf-8"?>
 <ds:datastoreItem xmlns:ds="http://schemas.openxmlformats.org/officeDocument/2006/customXml" ds:itemID="{CEECB56F-E1D8-45BF-A0A3-B5258E7263D4}">
   <ds:schemaRefs>
     <ds:schemaRef ds:uri="http://schemas.microsoft.com/office/2006/metadata/properties"/>
@@ -20587,14 +20500,22 @@
 </ds:datastoreItem>
 </file>
 
+<file path=customXml/itemProps2.xml><?xml version="1.0" encoding="utf-8"?>
+<ds:datastoreItem xmlns:ds="http://schemas.openxmlformats.org/officeDocument/2006/customXml" ds:itemID="{91756AAB-0645-4FFC-990B-34BB6096B23B}">
+  <ds:schemaRefs>
+    <ds:schemaRef ds:uri="http://schemas.microsoft.com/sharepoint/v3/contenttype/forms"/>
+  </ds:schemaRefs>
+</ds:datastoreItem>
+</file>
+
 <file path=customXml/itemProps3.xml><?xml version="1.0" encoding="utf-8"?>
+<ds:datastoreItem xmlns:ds="http://schemas.openxmlformats.org/officeDocument/2006/customXml" ds:itemID="{7759A55A-5476-4422-9E02-8BDF44F14D7B}"/>
+</file>
+
+<file path=customXml/itemProps4.xml><?xml version="1.0" encoding="utf-8"?>
 <ds:datastoreItem xmlns:ds="http://schemas.openxmlformats.org/officeDocument/2006/customXml" ds:itemID="{1849D18D-5F49-4700-A12C-484BEE913059}">
   <ds:schemaRefs>
     <ds:schemaRef ds:uri="http://schemas.openxmlformats.org/officeDocument/2006/bibliography"/>
   </ds:schemaRefs>
 </ds:datastoreItem>
-</file>
-
-<file path=customXml/itemProps4.xml><?xml version="1.0" encoding="utf-8"?>
-<ds:datastoreItem xmlns:ds="http://schemas.openxmlformats.org/officeDocument/2006/customXml" ds:itemID="{8DF0AE00-813F-4655-8D3E-27466F637B64}"/>
 </file>
--- a/fuentes/CF1_73310057_DU.docx
+++ b/fuentes/CF1_73310057_DU.docx
@@ -2331,14 +2331,7 @@
         <w:rPr>
           <w:lang w:eastAsia="es-CO"/>
         </w:rPr>
-        <w:t xml:space="preserve"> una de las principales ventajas de este sistema es la posibilidad de producir de manera continua durante todo el año. Las estructuras protegidas, como invernaderos, túneles o casas </w:t>
-      </w:r>
-      <w:proofErr w:type="gramStart"/>
-      <w:r>
-        <w:rPr>
-          <w:lang w:eastAsia="es-CO"/>
-        </w:rPr>
-        <w:t>malla</w:t>
+        <w:t xml:space="preserve"> una de las principales ventajas de este sistema es la posibilidad de producir de manera continua durante todo el año. Las estructuras protegidas, como invernaderos, túneles o casas malla</w:t>
       </w:r>
       <w:r>
         <w:rPr>
@@ -2346,7 +2339,6 @@
         </w:rPr>
         <w:t>,</w:t>
       </w:r>
-      <w:proofErr w:type="gramEnd"/>
       <w:r>
         <w:rPr>
           <w:lang w:eastAsia="es-CO"/>
@@ -10996,7 +10988,14 @@
                 <w:sz w:val="28"/>
                 <w:szCs w:val="28"/>
               </w:rPr>
-              <w:t>Responsable del ecosistema</w:t>
+              <w:t xml:space="preserve">Profesional 06. </w:t>
+            </w:r>
+            <w:r>
+              <w:rPr>
+                <w:sz w:val="28"/>
+                <w:szCs w:val="28"/>
+              </w:rPr>
+              <w:t>Responsable del Ecosistema de Recursos Educativos Digitales (RED)</w:t>
             </w:r>
           </w:p>
         </w:tc>
@@ -20271,26 +20270,6 @@
 </file>
 
 <file path=customXml/item1.xml><?xml version="1.0" encoding="utf-8"?>
-<p:properties xmlns:p="http://schemas.microsoft.com/office/2006/metadata/properties" xmlns:xsi="http://www.w3.org/2001/XMLSchema-instance" xmlns:pc="http://schemas.microsoft.com/office/infopath/2007/PartnerControls">
-  <documentManagement>
-    <TaxCatchAll xmlns="285d351f-f218-493a-825f-85a9dfbde315" xsi:nil="true"/>
-    <lcf76f155ced4ddcb4097134ff3c332f xmlns="55abea07-cd72-4a95-add0-1082a24cf9e9">
-      <Terms xmlns="http://schemas.microsoft.com/office/infopath/2007/PartnerControls"/>
-    </lcf76f155ced4ddcb4097134ff3c332f>
-  </documentManagement>
-</p:properties>
-</file>
-
-<file path=customXml/item2.xml><?xml version="1.0" encoding="utf-8"?>
-<?mso-contentType ?>
-<FormTemplates xmlns="http://schemas.microsoft.com/sharepoint/v3/contenttype/forms">
-  <Display>DocumentLibraryForm</Display>
-  <Edit>DocumentLibraryForm</Edit>
-  <New>DocumentLibraryForm</New>
-</FormTemplates>
-</file>
-
-<file path=customXml/item3.xml><?xml version="1.0" encoding="utf-8"?>
 <ct:contentTypeSchema xmlns:ct="http://schemas.microsoft.com/office/2006/metadata/contentType" xmlns:ma="http://schemas.microsoft.com/office/2006/metadata/properties/metaAttributes" ct:_="" ma:_="" ma:contentTypeName="Documento" ma:contentTypeID="0x0101005D7421CBAB376F47AC1876466873BE0C" ma:contentTypeVersion="11" ma:contentTypeDescription="Crear nuevo documento." ma:contentTypeScope="" ma:versionID="f360f8b6fb6f4c8bd21c6a7e407e2e16">
   <xsd:schema xmlns:xsd="http://www.w3.org/2001/XMLSchema" xmlns:xs="http://www.w3.org/2001/XMLSchema" xmlns:p="http://schemas.microsoft.com/office/2006/metadata/properties" xmlns:ns2="55abea07-cd72-4a95-add0-1082a24cf9e9" xmlns:ns3="285d351f-f218-493a-825f-85a9dfbde315" targetNamespace="http://schemas.microsoft.com/office/2006/metadata/properties" ma:root="true" ma:fieldsID="45e32b76c8e436055369618aac27ad35" ns2:_="" ns3:_="">
     <xsd:import namespace="55abea07-cd72-4a95-add0-1082a24cf9e9"/>
@@ -20485,17 +20464,45 @@
 </ct:contentTypeSchema>
 </file>
 
+<file path=customXml/item2.xml><?xml version="1.0" encoding="utf-8"?>
+<?mso-contentType ?>
+<FormTemplates xmlns="http://schemas.microsoft.com/sharepoint/v3/contenttype/forms">
+  <Display>DocumentLibraryForm</Display>
+  <Edit>DocumentLibraryForm</Edit>
+  <New>DocumentLibraryForm</New>
+</FormTemplates>
+</file>
+
+<file path=customXml/item3.xml><?xml version="1.0" encoding="utf-8"?>
+<p:properties xmlns:p="http://schemas.microsoft.com/office/2006/metadata/properties" xmlns:xsi="http://www.w3.org/2001/XMLSchema-instance" xmlns:pc="http://schemas.microsoft.com/office/infopath/2007/PartnerControls">
+  <documentManagement>
+    <TaxCatchAll xmlns="285d351f-f218-493a-825f-85a9dfbde315" xsi:nil="true"/>
+    <lcf76f155ced4ddcb4097134ff3c332f xmlns="55abea07-cd72-4a95-add0-1082a24cf9e9">
+      <Terms xmlns="http://schemas.microsoft.com/office/infopath/2007/PartnerControls"/>
+    </lcf76f155ced4ddcb4097134ff3c332f>
+  </documentManagement>
+</p:properties>
+</file>
+
 <file path=customXml/item4.xml><?xml version="1.0" encoding="utf-8"?>
 <b:Sources xmlns:b="http://schemas.openxmlformats.org/officeDocument/2006/bibliography" xmlns="http://schemas.openxmlformats.org/officeDocument/2006/bibliography" SelectedStyle="\APASixthEditionOfficeOnline.xsl" StyleName="APA" Version="6"/>
 </file>
 
 <file path=customXml/itemProps1.xml><?xml version="1.0" encoding="utf-8"?>
-<ds:datastoreItem xmlns:ds="http://schemas.openxmlformats.org/officeDocument/2006/customXml" ds:itemID="{CEECB56F-E1D8-45BF-A0A3-B5258E7263D4}">
+<ds:datastoreItem xmlns:ds="http://schemas.openxmlformats.org/officeDocument/2006/customXml" ds:itemID="{7759A55A-5476-4422-9E02-8BDF44F14D7B}">
   <ds:schemaRefs>
+    <ds:schemaRef ds:uri="http://schemas.microsoft.com/office/2006/metadata/contentType"/>
+    <ds:schemaRef ds:uri="http://schemas.microsoft.com/office/2006/metadata/properties/metaAttributes"/>
+    <ds:schemaRef ds:uri="http://www.w3.org/2001/XMLSchema"/>
     <ds:schemaRef ds:uri="http://schemas.microsoft.com/office/2006/metadata/properties"/>
+    <ds:schemaRef ds:uri="55abea07-cd72-4a95-add0-1082a24cf9e9"/>
+    <ds:schemaRef ds:uri="285d351f-f218-493a-825f-85a9dfbde315"/>
+    <ds:schemaRef ds:uri="http://schemas.microsoft.com/office/2006/documentManagement/types"/>
     <ds:schemaRef ds:uri="http://schemas.microsoft.com/office/infopath/2007/PartnerControls"/>
-    <ds:schemaRef ds:uri="2c0ff4f8-6664-4eb8-8bb0-965f2536cb1b"/>
-    <ds:schemaRef ds:uri="2b6b437a-5846-4934-ac66-7de06297595b"/>
+    <ds:schemaRef ds:uri="http://schemas.openxmlformats.org/package/2006/metadata/core-properties"/>
+    <ds:schemaRef ds:uri="http://purl.org/dc/elements/1.1/"/>
+    <ds:schemaRef ds:uri="http://purl.org/dc/terms/"/>
+    <ds:schemaRef ds:uri="http://schemas.microsoft.com/internal/obd"/>
   </ds:schemaRefs>
 </ds:datastoreItem>
 </file>
@@ -20509,7 +20516,14 @@
 </file>
 
 <file path=customXml/itemProps3.xml><?xml version="1.0" encoding="utf-8"?>
-<ds:datastoreItem xmlns:ds="http://schemas.openxmlformats.org/officeDocument/2006/customXml" ds:itemID="{7759A55A-5476-4422-9E02-8BDF44F14D7B}"/>
+<ds:datastoreItem xmlns:ds="http://schemas.openxmlformats.org/officeDocument/2006/customXml" ds:itemID="{CEECB56F-E1D8-45BF-A0A3-B5258E7263D4}">
+  <ds:schemaRefs>
+    <ds:schemaRef ds:uri="http://schemas.microsoft.com/office/2006/metadata/properties"/>
+    <ds:schemaRef ds:uri="http://schemas.microsoft.com/office/infopath/2007/PartnerControls"/>
+    <ds:schemaRef ds:uri="285d351f-f218-493a-825f-85a9dfbde315"/>
+    <ds:schemaRef ds:uri="55abea07-cd72-4a95-add0-1082a24cf9e9"/>
+  </ds:schemaRefs>
+</ds:datastoreItem>
 </file>
 
 <file path=customXml/itemProps4.xml><?xml version="1.0" encoding="utf-8"?>
